--- a/פס רכבת/סיכום_משא.docx
+++ b/פס רכבת/סיכום_משא.docx
@@ -1,13 +1,12 @@
 
 <file path=word/document.xml><?xml version="1.0" encoding="utf-8"?>
-<w:document xmlns:o="urn:schemas-microsoft-com:office:office" xmlns:r="http://schemas.openxmlformats.org/officeDocument/2006/relationships" xmlns:v="urn:schemas-microsoft-com:vml" xmlns:w="http://schemas.openxmlformats.org/wordprocessingml/2006/main" xmlns:w10="urn:schemas-microsoft-com:office:word" xmlns:wp="http://schemas.openxmlformats.org/drawingml/2006/wordprocessingDrawing" xmlns:pic="http://schemas.openxmlformats.org/drawingml/2006/picture" xmlns:wps="http://schemas.microsoft.com/office/word/2010/wordprocessingShape" xmlns:wpg="http://schemas.microsoft.com/office/word/2010/wordprocessingGroup" xmlns:mc="http://schemas.openxmlformats.org/markup-compatibility/2006" xmlns:wp14="http://schemas.microsoft.com/office/word/2010/wordprocessingDrawing" xmlns:w14="http://schemas.microsoft.com/office/word/2010/wordml" xmlns:w15="http://schemas.microsoft.com/office/word/2012/wordml" mc:Ignorable="w14 wp14 w15">
+<w:document xmlns:wpc="http://schemas.microsoft.com/office/word/2010/wordprocessingCanvas" xmlns:cx="http://schemas.microsoft.com/office/drawing/2014/chartex" xmlns:cx1="http://schemas.microsoft.com/office/drawing/2015/9/8/chartex" xmlns:cx2="http://schemas.microsoft.com/office/drawing/2015/10/21/chartex" xmlns:cx3="http://schemas.microsoft.com/office/drawing/2016/5/9/chartex" xmlns:cx4="http://schemas.microsoft.com/office/drawing/2016/5/10/chartex" xmlns:cx5="http://schemas.microsoft.com/office/drawing/2016/5/11/chartex" xmlns:cx6="http://schemas.microsoft.com/office/drawing/2016/5/12/chartex" xmlns:cx7="http://schemas.microsoft.com/office/drawing/2016/5/13/chartex" xmlns:cx8="http://schemas.microsoft.com/office/drawing/2016/5/14/chartex" xmlns:mc="http://schemas.openxmlformats.org/markup-compatibility/2006" xmlns:aink="http://schemas.microsoft.com/office/drawing/2016/ink" xmlns:am3d="http://schemas.microsoft.com/office/drawing/2017/model3d" xmlns:o="urn:schemas-microsoft-com:office:office" xmlns:r="http://schemas.openxmlformats.org/officeDocument/2006/relationships" xmlns:m="http://schemas.openxmlformats.org/officeDocument/2006/math" xmlns:v="urn:schemas-microsoft-com:vml" xmlns:wp14="http://schemas.microsoft.com/office/word/2010/wordprocessingDrawing" xmlns:wp="http://schemas.openxmlformats.org/drawingml/2006/wordprocessingDrawing" xmlns:w10="urn:schemas-microsoft-com:office:word" xmlns:w="http://schemas.openxmlformats.org/wordprocessingml/2006/main" xmlns:w14="http://schemas.microsoft.com/office/word/2010/wordml" xmlns:w15="http://schemas.microsoft.com/office/word/2012/wordml" xmlns:w16cex="http://schemas.microsoft.com/office/word/2018/wordml/cex" xmlns:w16cid="http://schemas.microsoft.com/office/word/2016/wordml/cid" xmlns:w16="http://schemas.microsoft.com/office/word/2018/wordml" xmlns:w16sdtdh="http://schemas.microsoft.com/office/word/2020/wordml/sdtdatahash" xmlns:w16se="http://schemas.microsoft.com/office/word/2015/wordml/symex" xmlns:wpg="http://schemas.microsoft.com/office/word/2010/wordprocessingGroup" xmlns:wpi="http://schemas.microsoft.com/office/word/2010/wordprocessingInk" xmlns:wne="http://schemas.microsoft.com/office/word/2006/wordml" xmlns:wps="http://schemas.microsoft.com/office/word/2010/wordprocessingShape" mc:Ignorable="w14 w15 w16se w16cid w16 w16cex w16sdtdh wp14">
   <w:body>
     <w:p>
       <w:pPr>
         <w:pStyle w:val="NormalWeb"/>
-        <w:bidi w:val="1"/>
+        <w:bidi/>
         <w:spacing w:before="280" w:after="280"/>
-        <w:jc w:val="start"/>
         <w:rPr>
           <w:b/>
           <w:bCs/>
@@ -18,60 +17,59 @@
         <w:rPr>
           <w:rFonts w:hint="cs"/>
           <w:b/>
+          <w:bCs/>
+          <w:u w:val="single"/>
+          <w:rtl/>
+        </w:rPr>
+        <w:t>מיקום תחנות ו</w:t>
+      </w:r>
+      <w:r>
+        <w:rPr>
+          <w:rFonts w:hint="cs"/>
           <w:b/>
           <w:bCs/>
           <w:u w:val="single"/>
-          <w:rtl w:val="true"/>
-        </w:rPr>
-        <w:t>מיקום תחנות ו</w:t>
-      </w:r>
-      <w:r>
-        <w:rPr>
-          <w:rFonts w:hint="cs"/>
+          <w:rtl/>
+        </w:rPr>
+        <w:t>-</w:t>
+      </w:r>
+      <w:r>
+        <w:rPr>
           <w:b/>
           <w:bCs/>
           <w:u w:val="single"/>
-          <w:rtl w:val="true"/>
-        </w:rPr>
-        <w:t>-</w:t>
-      </w:r>
-      <w:r>
-        <w:rPr>
+        </w:rPr>
+        <w:t>Feedback</w:t>
+      </w:r>
+      <w:r>
+        <w:rPr>
+          <w:rFonts w:hint="cs"/>
           <w:b/>
           <w:bCs/>
           <w:u w:val="single"/>
-        </w:rPr>
-        <w:t>Feedback</w:t>
-      </w:r>
-      <w:r>
-        <w:rPr>
-          <w:rFonts w:hint="cs"/>
+          <w:rtl/>
+        </w:rPr>
+        <w:t>.</w:t>
+      </w:r>
+    </w:p>
+    <w:p>
+      <w:pPr>
+        <w:pStyle w:val="NormalWeb"/>
+        <w:bidi/>
+        <w:spacing w:before="280" w:after="280"/>
+        <w:rPr>
           <w:b/>
           <w:bCs/>
           <w:u w:val="single"/>
-          <w:rtl w:val="true"/>
-        </w:rPr>
-        <w:t>.</w:t>
-      </w:r>
-    </w:p>
-    <w:p>
-      <w:pPr>
-        <w:pStyle w:val="NormalWeb"/>
-        <w:bidi w:val="1"/>
-        <w:spacing w:before="280" w:after="280"/>
-        <w:jc w:val="start"/>
-        <w:rPr>
-          <w:b/>
-          <w:bCs/>
-          <w:u w:val="single"/>
-        </w:rPr>
-      </w:pPr>
-      <w:r>
-        <w:rPr>
-          <w:rtl w:val="true"/>
+        </w:rPr>
+      </w:pPr>
+      <w:r>
+        <w:rPr>
+          <w:noProof/>
+          <w:rtl/>
         </w:rPr>
         <w:drawing>
-          <wp:inline distT="0" distB="0" distL="0" distR="0">
+          <wp:inline distT="0" distB="0" distL="0" distR="0" wp14:anchorId="7B8BDA18" wp14:editId="3F3AB245">
             <wp:extent cx="5916295" cy="8098790"/>
             <wp:effectExtent l="0" t="0" r="0" b="0"/>
             <wp:docPr id="1" name="Picture 13"/>
@@ -88,7 +86,7 @@
                     </pic:cNvPicPr>
                   </pic:nvPicPr>
                   <pic:blipFill>
-                    <a:blip r:embed="rId2"/>
+                    <a:blip r:embed="rId7"/>
                     <a:stretch>
                       <a:fillRect/>
                     </a:stretch>
@@ -112,7 +110,6 @@
     </w:p>
     <w:p>
       <w:pPr>
-        <w:pStyle w:val="Normal"/>
         <w:rPr>
           <w:b/>
           <w:bCs/>
@@ -120,10 +117,13 @@
         </w:rPr>
       </w:pPr>
       <w:r>
+        <w:rPr>
+          <w:noProof/>
+        </w:rPr>
         <mc:AlternateContent>
           <mc:Choice Requires="wps">
             <w:drawing>
-              <wp:anchor distT="0" distB="19050" distL="0" distR="12700" simplePos="0" relativeHeight="4" behindDoc="0" locked="0" layoutInCell="1" allowOverlap="1" wp14:anchorId="0B9A9A04">
+              <wp:anchor distT="0" distB="19050" distL="0" distR="12700" simplePos="0" relativeHeight="4" behindDoc="0" locked="0" layoutInCell="1" allowOverlap="1" wp14:anchorId="49D5DC1B" wp14:editId="2C69C5E3">
                 <wp:simplePos x="0" y="0"/>
                 <wp:positionH relativeFrom="column">
                   <wp:posOffset>1701800</wp:posOffset>
@@ -135,6 +135,7 @@
                 <wp:effectExtent l="6350" t="6350" r="6350" b="6350"/>
                 <wp:wrapNone/>
                 <wp:docPr id="2" name="Rectangle 3"/>
+                <wp:cNvGraphicFramePr/>
                 <a:graphic xmlns:a="http://schemas.openxmlformats.org/drawingml/2006/main">
                   <a:graphicData uri="http://schemas.microsoft.com/office/word/2010/wordprocessingShape">
                     <wps:wsp>
@@ -150,7 +151,78 @@
                         <a:noFill/>
                         <a:ln>
                           <a:solidFill>
-                            <a:srgbClr val="ffffff"/>
+                            <a:srgbClr val="FFFFFF"/>
+                          </a:solidFill>
+                        </a:ln>
+                      </wps:spPr>
+                      <wps:style>
+                        <a:lnRef idx="2">
+                          <a:schemeClr val="accent1">
+                            <a:shade val="50000"/>
+                          </a:schemeClr>
+                        </a:lnRef>
+                        <a:fillRef idx="1">
+                          <a:schemeClr val="accent1"/>
+                        </a:fillRef>
+                        <a:effectRef idx="0">
+                          <a:schemeClr val="accent1"/>
+                        </a:effectRef>
+                        <a:fontRef idx="minor"/>
+                      </wps:style>
+                      <wps:bodyPr/>
+                    </wps:wsp>
+                  </a:graphicData>
+                </a:graphic>
+              </wp:anchor>
+            </w:drawing>
+          </mc:Choice>
+          <mc:Fallback xmlns:pic="http://schemas.openxmlformats.org/drawingml/2006/picture">
+            <w:pict>
+              <v:rect id="shape_0" stroked="t" o:allowincell="f" style="position:absolute;margin-left:134pt;margin-top:125.5pt;width:28.95pt;height:134.95pt;mso-wrap-style:none;v-text-anchor:middle" wp14:anchorId="0B9A9A04">
+                <v:fill o:detectmouseclick="t" on="false"/>
+                <v:stroke color="white" weight="12600" joinstyle="miter" endcap="flat"/>
+                <w10:wrap type="none"/>
+              </v:rect>
+            </w:pict>
+          </mc:Fallback>
+        </mc:AlternateContent>
+      </w:r>
+      <w:r>
+        <w:rPr>
+          <w:noProof/>
+        </w:rPr>
+        <mc:AlternateContent>
+          <mc:Choice Requires="wps">
+            <w:drawing>
+              <wp:anchor distT="0" distB="19050" distL="0" distR="12700" simplePos="0" relativeHeight="5" behindDoc="0" locked="0" layoutInCell="1" allowOverlap="1" wp14:anchorId="70D95347" wp14:editId="39EA8E63">
+                <wp:simplePos x="0" y="0"/>
+                <wp:positionH relativeFrom="column">
+                  <wp:posOffset>2540000</wp:posOffset>
+                </wp:positionH>
+                <wp:positionV relativeFrom="paragraph">
+                  <wp:posOffset>1593850</wp:posOffset>
+                </wp:positionV>
+                <wp:extent cx="368300" cy="1657350"/>
+                <wp:effectExtent l="6350" t="6350" r="6350" b="6350"/>
+                <wp:wrapNone/>
+                <wp:docPr id="3" name="Rectangle 5"/>
+                <wp:cNvGraphicFramePr/>
+                <a:graphic xmlns:a="http://schemas.openxmlformats.org/drawingml/2006/main">
+                  <a:graphicData uri="http://schemas.microsoft.com/office/word/2010/wordprocessingShape">
+                    <wps:wsp>
+                      <wps:cNvSpPr/>
+                      <wps:spPr>
+                        <a:xfrm>
+                          <a:off x="0" y="0"/>
+                          <a:ext cx="368280" cy="1657440"/>
+                        </a:xfrm>
+                        <a:prstGeom prst="rect">
+                          <a:avLst/>
+                        </a:prstGeom>
+                        <a:noFill/>
+                        <a:ln>
+                          <a:solidFill>
+                            <a:srgbClr val="FFFFFF"/>
                           </a:solidFill>
                         </a:ln>
                       </wps:spPr>
@@ -177,90 +249,46 @@
           </mc:Choice>
           <mc:Fallback>
             <w:pict>
-              <v:rect id="shape_0" stroked="t" o:allowincell="f" style="position:absolute;margin-left:134pt;margin-top:125.5pt;width:28.95pt;height:134.95pt;mso-wrap-style:none;v-text-anchor:middle" wp14:anchorId="0B9A9A04">
-                <v:fill o:detectmouseclick="t" on="false"/>
-                <v:stroke color="white" weight="12600" joinstyle="miter" endcap="flat"/>
-                <w10:wrap type="none"/>
-              </v:rect>
+              <v:rect w14:anchorId="1F104478" id="Rectangle 5" o:spid="_x0000_s1026" style="position:absolute;left:0;text-align:left;margin-left:200pt;margin-top:125.5pt;width:29pt;height:130.5pt;z-index:5;visibility:visible;mso-wrap-style:square;mso-wrap-distance-left:0;mso-wrap-distance-top:0;mso-wrap-distance-right:1pt;mso-wrap-distance-bottom:1.5pt;mso-position-horizontal:absolute;mso-position-horizontal-relative:text;mso-position-vertical:absolute;mso-position-vertical-relative:text;v-text-anchor:top" o:gfxdata="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" filled="f" strokecolor="white" strokeweight="1pt"/>
             </w:pict>
           </mc:Fallback>
         </mc:AlternateContent>
-        <mc:AlternateContent>
-          <mc:Choice Requires="wps">
-            <w:drawing>
-              <wp:anchor distT="0" distB="19050" distL="0" distR="12700" simplePos="0" relativeHeight="5" behindDoc="0" locked="0" layoutInCell="1" allowOverlap="1" wp14:anchorId="3BE3130D">
-                <wp:simplePos x="0" y="0"/>
-                <wp:positionH relativeFrom="column">
-                  <wp:posOffset>2540000</wp:posOffset>
-                </wp:positionH>
-                <wp:positionV relativeFrom="paragraph">
-                  <wp:posOffset>1593850</wp:posOffset>
-                </wp:positionV>
-                <wp:extent cx="368300" cy="1657350"/>
-                <wp:effectExtent l="6350" t="6350" r="6350" b="6350"/>
-                <wp:wrapNone/>
-                <wp:docPr id="3" name="Rectangle 5"/>
-                <a:graphic xmlns:a="http://schemas.openxmlformats.org/drawingml/2006/main">
-                  <a:graphicData uri="http://schemas.microsoft.com/office/word/2010/wordprocessingShape">
-                    <wps:wsp>
-                      <wps:cNvSpPr/>
-                      <wps:spPr>
-                        <a:xfrm>
-                          <a:off x="0" y="0"/>
-                          <a:ext cx="368280" cy="1657440"/>
-                        </a:xfrm>
-                        <a:prstGeom prst="rect">
-                          <a:avLst/>
-                        </a:prstGeom>
-                        <a:noFill/>
-                        <a:ln>
-                          <a:solidFill>
-                            <a:srgbClr val="ffffff"/>
-                          </a:solidFill>
-                        </a:ln>
-                      </wps:spPr>
-                      <wps:style>
-                        <a:lnRef idx="2">
-                          <a:schemeClr val="accent1">
-                            <a:shade val="50000"/>
-                          </a:schemeClr>
-                        </a:lnRef>
-                        <a:fillRef idx="1">
-                          <a:schemeClr val="accent1"/>
-                        </a:fillRef>
-                        <a:effectRef idx="0">
-                          <a:schemeClr val="accent1"/>
-                        </a:effectRef>
-                        <a:fontRef idx="minor"/>
-                      </wps:style>
-                      <wps:bodyPr/>
-                    </wps:wsp>
-                  </a:graphicData>
-                </a:graphic>
-              </wp:anchor>
-            </w:drawing>
-          </mc:Choice>
-          <mc:Fallback>
-            <w:pict>
-              <v:rect id="shape_0" stroked="t" o:allowincell="f" style="position:absolute;margin-left:200pt;margin-top:125.5pt;width:28.95pt;height:130.45pt;mso-wrap-style:none;v-text-anchor:middle" wp14:anchorId="3BE3130D">
-                <v:fill o:detectmouseclick="t" on="false"/>
-                <v:stroke color="white" weight="12600" joinstyle="miter" endcap="flat"/>
-                <w10:wrap type="none"/>
-              </v:rect>
-            </w:pict>
-          </mc:Fallback>
-        </mc:AlternateContent>
+      </w:r>
+      <w:r>
+        <w:rPr>
+          <w:rFonts w:hint="cs"/>
+          <w:b/>
+          <w:bCs/>
+          <w:u w:val="single"/>
+          <w:rtl/>
+        </w:rPr>
+        <w:t>קופסת אלקטרוניקה</w:t>
+      </w:r>
+    </w:p>
+    <w:p>
+      <w:pPr>
+        <w:rPr>
+          <w:rFonts w:ascii="Times New Roman" w:eastAsia="Times New Roman" w:hAnsi="Times New Roman" w:cs="Times New Roman"/>
+          <w:sz w:val="24"/>
+          <w:szCs w:val="24"/>
+        </w:rPr>
+      </w:pPr>
+      <w:r>
+        <w:rPr>
+          <w:noProof/>
+        </w:rPr>
+        <w:lastRenderedPageBreak/>
         <w:drawing>
-          <wp:anchor distT="0" distB="0" distL="0" distR="0" simplePos="0" relativeHeight="6" behindDoc="0" locked="0" layoutInCell="0" allowOverlap="1">
+          <wp:anchor distT="0" distB="0" distL="0" distR="0" simplePos="0" relativeHeight="6" behindDoc="0" locked="0" layoutInCell="0" allowOverlap="1" wp14:anchorId="6E0CD401" wp14:editId="5A4438DB">
             <wp:simplePos x="0" y="0"/>
             <wp:positionH relativeFrom="margin">
-              <wp:posOffset>848360</wp:posOffset>
+              <wp:align>center</wp:align>
             </wp:positionH>
             <wp:positionV relativeFrom="margin">
-              <wp:posOffset>415925</wp:posOffset>
+              <wp:posOffset>225425</wp:posOffset>
             </wp:positionV>
             <wp:extent cx="3799205" cy="4490085"/>
-            <wp:effectExtent l="0" t="0" r="0" b="0"/>
+            <wp:effectExtent l="0" t="0" r="0" b="5715"/>
             <wp:wrapNone/>
             <wp:docPr id="4" name="Picture 8"/>
             <wp:cNvGraphicFramePr>
@@ -276,8 +304,8 @@
                     </pic:cNvPicPr>
                   </pic:nvPicPr>
                   <pic:blipFill>
-                    <a:blip r:embed="rId3"/>
-                    <a:srcRect l="0" t="0" r="0" b="11367"/>
+                    <a:blip r:embed="rId8"/>
+                    <a:srcRect b="11367"/>
                     <a:stretch>
                       <a:fillRect/>
                     </a:stretch>
@@ -298,404 +326,208 @@
           </wp:anchor>
         </w:drawing>
       </w:r>
-      <w:r>
-        <w:rPr>
-          <w:rFonts w:hint="cs"/>
-          <w:b/>
-          <w:b/>
-          <w:bCs/>
-          <w:u w:val="single"/>
-          <w:rtl w:val="true"/>
-        </w:rPr>
-        <w:t>קופסת אלקטרוניקה</w:t>
-      </w:r>
-    </w:p>
-    <w:p>
-      <w:pPr>
-        <w:pStyle w:val="Normal"/>
-        <w:rPr>
-          <w:rFonts w:ascii="Times New Roman" w:hAnsi="Times New Roman" w:eastAsia="Times New Roman" w:cs="Times New Roman"/>
+    </w:p>
+    <w:p>
+      <w:pPr>
+        <w:rPr>
+          <w:rFonts w:ascii="Times New Roman" w:eastAsia="Times New Roman" w:hAnsi="Times New Roman" w:cs="Times New Roman"/>
           <w:sz w:val="24"/>
           <w:szCs w:val="24"/>
         </w:rPr>
       </w:pPr>
-      <w:r>
-        <w:rPr>
-          <w:rFonts w:eastAsia="Times New Roman" w:cs="Times New Roman" w:ascii="Times New Roman" w:hAnsi="Times New Roman"/>
+    </w:p>
+    <w:p>
+      <w:pPr>
+        <w:rPr>
+          <w:rFonts w:ascii="Times New Roman" w:eastAsia="Times New Roman" w:hAnsi="Times New Roman" w:cs="Times New Roman"/>
           <w:sz w:val="24"/>
           <w:szCs w:val="24"/>
-          <w:rtl w:val="true"/>
-        </w:rPr>
-      </w:r>
-    </w:p>
-    <w:p>
-      <w:pPr>
-        <w:pStyle w:val="Normal"/>
-        <w:rPr>
-          <w:rFonts w:ascii="Times New Roman" w:hAnsi="Times New Roman" w:eastAsia="Times New Roman" w:cs="Times New Roman"/>
+        </w:rPr>
+      </w:pPr>
+    </w:p>
+    <w:p>
+      <w:pPr>
+        <w:rPr>
+          <w:rFonts w:ascii="Times New Roman" w:eastAsia="Times New Roman" w:hAnsi="Times New Roman" w:cs="Times New Roman"/>
           <w:sz w:val="24"/>
           <w:szCs w:val="24"/>
         </w:rPr>
       </w:pPr>
-      <w:r>
-        <w:rPr>
-          <w:rFonts w:eastAsia="Times New Roman" w:cs="Times New Roman" w:ascii="Times New Roman" w:hAnsi="Times New Roman"/>
+    </w:p>
+    <w:p>
+      <w:pPr>
+        <w:rPr>
+          <w:rFonts w:ascii="Times New Roman" w:eastAsia="Times New Roman" w:hAnsi="Times New Roman" w:cs="Times New Roman"/>
           <w:sz w:val="24"/>
           <w:szCs w:val="24"/>
-          <w:rtl w:val="true"/>
-        </w:rPr>
-      </w:r>
-    </w:p>
-    <w:p>
-      <w:pPr>
-        <w:pStyle w:val="Normal"/>
-        <w:rPr>
-          <w:rFonts w:ascii="Times New Roman" w:hAnsi="Times New Roman" w:eastAsia="Times New Roman" w:cs="Times New Roman"/>
+        </w:rPr>
+      </w:pPr>
+    </w:p>
+    <w:p>
+      <w:pPr>
+        <w:rPr>
+          <w:rFonts w:ascii="Times New Roman" w:eastAsia="Times New Roman" w:hAnsi="Times New Roman" w:cs="Times New Roman"/>
           <w:sz w:val="24"/>
           <w:szCs w:val="24"/>
         </w:rPr>
       </w:pPr>
-      <w:r>
-        <w:rPr>
-          <w:rFonts w:eastAsia="Times New Roman" w:cs="Times New Roman" w:ascii="Times New Roman" w:hAnsi="Times New Roman"/>
+    </w:p>
+    <w:p>
+      <w:pPr>
+        <w:rPr>
+          <w:rFonts w:ascii="Times New Roman" w:eastAsia="Times New Roman" w:hAnsi="Times New Roman" w:cs="Times New Roman"/>
           <w:sz w:val="24"/>
           <w:szCs w:val="24"/>
-          <w:rtl w:val="true"/>
-        </w:rPr>
-      </w:r>
-    </w:p>
-    <w:p>
-      <w:pPr>
-        <w:pStyle w:val="Normal"/>
-        <w:rPr>
-          <w:rFonts w:ascii="Times New Roman" w:hAnsi="Times New Roman" w:eastAsia="Times New Roman" w:cs="Times New Roman"/>
+        </w:rPr>
+      </w:pPr>
+    </w:p>
+    <w:p>
+      <w:pPr>
+        <w:rPr>
+          <w:rFonts w:ascii="Times New Roman" w:eastAsia="Times New Roman" w:hAnsi="Times New Roman" w:cs="Times New Roman"/>
           <w:sz w:val="24"/>
           <w:szCs w:val="24"/>
         </w:rPr>
       </w:pPr>
-      <w:r>
-        <w:rPr>
-          <w:rFonts w:eastAsia="Times New Roman" w:cs="Times New Roman" w:ascii="Times New Roman" w:hAnsi="Times New Roman"/>
+    </w:p>
+    <w:p>
+      <w:pPr>
+        <w:rPr>
+          <w:rFonts w:ascii="Times New Roman" w:eastAsia="Times New Roman" w:hAnsi="Times New Roman" w:cs="Times New Roman"/>
           <w:sz w:val="24"/>
           <w:szCs w:val="24"/>
-          <w:rtl w:val="true"/>
-        </w:rPr>
-      </w:r>
-    </w:p>
-    <w:p>
-      <w:pPr>
-        <w:pStyle w:val="Normal"/>
-        <w:rPr>
-          <w:rFonts w:ascii="Times New Roman" w:hAnsi="Times New Roman" w:eastAsia="Times New Roman" w:cs="Times New Roman"/>
+        </w:rPr>
+      </w:pPr>
+    </w:p>
+    <w:p>
+      <w:pPr>
+        <w:rPr>
+          <w:rFonts w:ascii="Times New Roman" w:eastAsia="Times New Roman" w:hAnsi="Times New Roman" w:cs="Times New Roman"/>
           <w:sz w:val="24"/>
           <w:szCs w:val="24"/>
         </w:rPr>
       </w:pPr>
-      <w:r>
-        <w:rPr>
-          <w:rFonts w:eastAsia="Times New Roman" w:cs="Times New Roman" w:ascii="Times New Roman" w:hAnsi="Times New Roman"/>
+    </w:p>
+    <w:p>
+      <w:pPr>
+        <w:rPr>
+          <w:rFonts w:ascii="Times New Roman" w:eastAsia="Times New Roman" w:hAnsi="Times New Roman" w:cs="Times New Roman"/>
           <w:sz w:val="24"/>
           <w:szCs w:val="24"/>
-          <w:rtl w:val="true"/>
-        </w:rPr>
-      </w:r>
-    </w:p>
-    <w:p>
-      <w:pPr>
-        <w:pStyle w:val="Normal"/>
-        <w:rPr>
-          <w:rFonts w:ascii="Times New Roman" w:hAnsi="Times New Roman" w:eastAsia="Times New Roman" w:cs="Times New Roman"/>
+        </w:rPr>
+      </w:pPr>
+    </w:p>
+    <w:p>
+      <w:pPr>
+        <w:rPr>
+          <w:rFonts w:ascii="Times New Roman" w:eastAsia="Times New Roman" w:hAnsi="Times New Roman" w:cs="Times New Roman"/>
           <w:sz w:val="24"/>
           <w:szCs w:val="24"/>
         </w:rPr>
       </w:pPr>
-      <w:r>
-        <w:rPr>
-          <w:rFonts w:eastAsia="Times New Roman" w:cs="Times New Roman" w:ascii="Times New Roman" w:hAnsi="Times New Roman"/>
+    </w:p>
+    <w:p>
+      <w:pPr>
+        <w:rPr>
+          <w:rFonts w:ascii="Times New Roman" w:eastAsia="Times New Roman" w:hAnsi="Times New Roman" w:cs="Times New Roman"/>
           <w:sz w:val="24"/>
           <w:szCs w:val="24"/>
-          <w:rtl w:val="true"/>
-        </w:rPr>
-      </w:r>
-    </w:p>
-    <w:p>
-      <w:pPr>
-        <w:pStyle w:val="Normal"/>
-        <w:rPr>
-          <w:rFonts w:ascii="Times New Roman" w:hAnsi="Times New Roman" w:eastAsia="Times New Roman" w:cs="Times New Roman"/>
+        </w:rPr>
+      </w:pPr>
+    </w:p>
+    <w:p>
+      <w:pPr>
+        <w:rPr>
+          <w:rFonts w:ascii="Times New Roman" w:eastAsia="Times New Roman" w:hAnsi="Times New Roman" w:cs="Times New Roman"/>
           <w:sz w:val="24"/>
           <w:szCs w:val="24"/>
         </w:rPr>
       </w:pPr>
       <w:r>
         <w:rPr>
-          <w:rFonts w:eastAsia="Times New Roman" w:cs="Times New Roman" w:ascii="Times New Roman" w:hAnsi="Times New Roman"/>
+          <w:rFonts w:ascii="Times New Roman" w:eastAsia="Times New Roman" w:hAnsi="Times New Roman" w:cs="Times New Roman"/>
+          <w:noProof/>
           <w:sz w:val="24"/>
           <w:szCs w:val="24"/>
-          <w:rtl w:val="true"/>
-        </w:rPr>
-      </w:r>
-    </w:p>
-    <w:p>
-      <w:pPr>
-        <w:pStyle w:val="Normal"/>
-        <w:rPr>
-          <w:rFonts w:ascii="Times New Roman" w:hAnsi="Times New Roman" w:eastAsia="Times New Roman" w:cs="Times New Roman"/>
+          <w:rtl/>
+        </w:rPr>
+        <w:drawing>
+          <wp:anchor distT="635" distB="3175" distL="115570" distR="118745" simplePos="0" relativeHeight="7" behindDoc="0" locked="0" layoutInCell="0" allowOverlap="1" wp14:anchorId="6F65EB85" wp14:editId="47A40265">
+            <wp:simplePos x="0" y="0"/>
+            <wp:positionH relativeFrom="margin">
+              <wp:posOffset>1401445</wp:posOffset>
+            </wp:positionH>
+            <wp:positionV relativeFrom="margin">
+              <wp:posOffset>3890010</wp:posOffset>
+            </wp:positionV>
+            <wp:extent cx="2589530" cy="5277485"/>
+            <wp:effectExtent l="0" t="0" r="0" b="0"/>
+            <wp:wrapSquare wrapText="bothSides"/>
+            <wp:docPr id="5" name="Picture 9"/>
+            <wp:cNvGraphicFramePr/>
+            <a:graphic xmlns:a="http://schemas.openxmlformats.org/drawingml/2006/main">
+              <a:graphicData uri="http://schemas.openxmlformats.org/drawingml/2006/picture">
+                <pic:pic xmlns:pic="http://schemas.openxmlformats.org/drawingml/2006/picture">
+                  <pic:nvPicPr>
+                    <pic:cNvPr id="6" name="Picture 9"/>
+                    <pic:cNvPicPr/>
+                  </pic:nvPicPr>
+                  <pic:blipFill>
+                    <a:blip r:embed="rId9"/>
+                    <a:srcRect l="29156" t="-71" r="34025"/>
+                    <a:stretch/>
+                  </pic:blipFill>
+                  <pic:spPr>
+                    <a:xfrm rot="5400000">
+                      <a:off x="0" y="0"/>
+                      <a:ext cx="2589530" cy="5277485"/>
+                    </a:xfrm>
+                    <a:prstGeom prst="rect">
+                      <a:avLst/>
+                    </a:prstGeom>
+                    <a:noFill/>
+                    <a:ln w="0">
+                      <a:noFill/>
+                    </a:ln>
+                  </pic:spPr>
+                </pic:pic>
+              </a:graphicData>
+            </a:graphic>
+          </wp:anchor>
+        </w:drawing>
+      </w:r>
+    </w:p>
+    <w:p>
+      <w:pPr>
+        <w:rPr>
+          <w:rFonts w:ascii="Times New Roman" w:eastAsia="Times New Roman" w:hAnsi="Times New Roman" w:cs="Times New Roman"/>
           <w:sz w:val="24"/>
           <w:szCs w:val="24"/>
         </w:rPr>
       </w:pPr>
-      <w:r>
-        <w:rPr>
-          <w:rFonts w:eastAsia="Times New Roman" w:cs="Times New Roman" w:ascii="Times New Roman" w:hAnsi="Times New Roman"/>
+    </w:p>
+    <w:p>
+      <w:pPr>
+        <w:rPr>
+          <w:rFonts w:ascii="Times New Roman" w:eastAsia="Times New Roman" w:hAnsi="Times New Roman" w:cs="Times New Roman"/>
           <w:sz w:val="24"/>
           <w:szCs w:val="24"/>
-          <w:rtl w:val="true"/>
-        </w:rPr>
-      </w:r>
-    </w:p>
-    <w:p>
-      <w:pPr>
-        <w:pStyle w:val="Normal"/>
-        <w:rPr>
-          <w:rFonts w:ascii="Times New Roman" w:hAnsi="Times New Roman" w:eastAsia="Times New Roman" w:cs="Times New Roman"/>
+        </w:rPr>
+      </w:pPr>
+    </w:p>
+    <w:p>
+      <w:pPr>
+        <w:rPr>
+          <w:rFonts w:asciiTheme="minorBidi" w:eastAsia="Times New Roman" w:hAnsiTheme="minorBidi"/>
           <w:sz w:val="24"/>
           <w:szCs w:val="24"/>
         </w:rPr>
       </w:pPr>
-      <w:r>
-        <w:rPr>
-          <w:rFonts w:eastAsia="Times New Roman" w:cs="Times New Roman" w:ascii="Times New Roman" w:hAnsi="Times New Roman"/>
-          <w:sz w:val="24"/>
-          <w:szCs w:val="24"/>
-          <w:rtl w:val="true"/>
-        </w:rPr>
-      </w:r>
-    </w:p>
-    <w:p>
-      <w:pPr>
-        <w:pStyle w:val="Normal"/>
-        <w:rPr>
-          <w:rFonts w:ascii="Times New Roman" w:hAnsi="Times New Roman" w:eastAsia="Times New Roman" w:cs="Times New Roman"/>
-          <w:sz w:val="24"/>
-          <w:szCs w:val="24"/>
-        </w:rPr>
-      </w:pPr>
-      <w:r>
-        <w:rPr>
-          <w:rFonts w:eastAsia="Times New Roman" w:cs="Times New Roman" w:ascii="Times New Roman" w:hAnsi="Times New Roman"/>
-          <w:sz w:val="24"/>
-          <w:szCs w:val="24"/>
-          <w:rtl w:val="true"/>
-        </w:rPr>
-      </w:r>
-    </w:p>
-    <w:p>
-      <w:pPr>
-        <w:pStyle w:val="Normal"/>
-        <w:rPr>
-          <w:rFonts w:ascii="Times New Roman" w:hAnsi="Times New Roman" w:eastAsia="Times New Roman" w:cs="Times New Roman"/>
-          <w:sz w:val="24"/>
-          <w:szCs w:val="24"/>
-        </w:rPr>
-      </w:pPr>
-      <w:r>
-        <w:rPr>
-          <w:rFonts w:eastAsia="Times New Roman" w:cs="Times New Roman" w:ascii="Times New Roman" w:hAnsi="Times New Roman"/>
-          <w:sz w:val="24"/>
-          <w:szCs w:val="24"/>
-          <w:rtl w:val="true"/>
-        </w:rPr>
-      </w:r>
-    </w:p>
-    <w:p>
-      <w:pPr>
-        <w:pStyle w:val="Normal"/>
-        <w:rPr>
-          <w:rFonts w:ascii="Times New Roman" w:hAnsi="Times New Roman" w:eastAsia="Times New Roman" w:cs="Times New Roman"/>
-          <w:sz w:val="24"/>
-          <w:szCs w:val="24"/>
-        </w:rPr>
-      </w:pPr>
-      <w:r>
-        <w:rPr>
-          <w:rFonts w:eastAsia="Times New Roman" w:cs="Times New Roman" w:ascii="Times New Roman" w:hAnsi="Times New Roman"/>
-          <w:sz w:val="24"/>
-          <w:szCs w:val="24"/>
-          <w:rtl w:val="true"/>
-        </w:rPr>
-      </w:r>
-    </w:p>
-    <w:p>
-      <w:pPr>
-        <w:pStyle w:val="Normal"/>
-        <w:rPr>
-          <w:rFonts w:ascii="Times New Roman" w:hAnsi="Times New Roman" w:eastAsia="Times New Roman" w:cs="Times New Roman"/>
-          <w:sz w:val="24"/>
-          <w:szCs w:val="24"/>
-        </w:rPr>
-      </w:pPr>
-      <w:r>
-        <w:rPr>
-          <w:rFonts w:eastAsia="Times New Roman" w:cs="Times New Roman" w:ascii="Times New Roman" w:hAnsi="Times New Roman"/>
-          <w:sz w:val="24"/>
-          <w:szCs w:val="24"/>
-          <w:rtl w:val="true"/>
-        </w:rPr>
-      </w:r>
-    </w:p>
-    <w:p>
-      <w:pPr>
-        <w:pStyle w:val="Normal"/>
-        <w:rPr>
-          <w:rFonts w:ascii="Times New Roman" w:hAnsi="Times New Roman" w:eastAsia="Times New Roman" w:cs="Times New Roman"/>
-          <w:sz w:val="24"/>
-          <w:szCs w:val="24"/>
-        </w:rPr>
-      </w:pPr>
-      <w:r>
-        <w:rPr>
-          <w:rFonts w:eastAsia="Times New Roman" w:cs="Times New Roman" w:ascii="Times New Roman" w:hAnsi="Times New Roman"/>
-          <w:sz w:val="24"/>
-          <w:szCs w:val="24"/>
-          <w:rtl w:val="true"/>
-        </w:rPr>
-        <mc:AlternateContent>
-          <mc:Choice Requires="wps">
-            <w:drawing>
-              <wp:anchor distT="635" distB="3175" distL="115570" distR="118745" simplePos="0" relativeHeight="7" behindDoc="0" locked="0" layoutInCell="0" allowOverlap="1" wp14:anchorId="6924D5FD">
-                <wp:simplePos x="0" y="0"/>
-                <wp:positionH relativeFrom="margin">
-                  <wp:posOffset>1459230</wp:posOffset>
-                </wp:positionH>
-                <wp:positionV relativeFrom="margin">
-                  <wp:posOffset>4271645</wp:posOffset>
-                </wp:positionV>
-                <wp:extent cx="2589530" cy="5277485"/>
-                <wp:effectExtent l="0" t="0" r="0" b="0"/>
-                <wp:wrapSquare wrapText="bothSides"/>
-                <wp:docPr id="5" name="Picture 9"/>
-                <a:graphic xmlns:a="http://schemas.openxmlformats.org/drawingml/2006/main">
-                  <a:graphicData uri="http://schemas.openxmlformats.org/drawingml/2006/picture">
-                    <pic:pic xmlns:pic="http://schemas.openxmlformats.org/drawingml/2006/picture">
-                      <pic:nvPicPr>
-                        <pic:cNvPr id="6" name="Picture 9"/>
-                        <pic:cNvPicPr/>
-                      </pic:nvPicPr>
-                      <pic:blipFill>
-                        <a:blip r:embed="rId4"/>
-                        <a:srcRect l="29156" t="-71" r="34025" b="0"/>
-                        <a:stretch/>
-                      </pic:blipFill>
-                      <pic:spPr>
-                        <a:xfrm rot="5400000">
-                          <a:off x="0" y="0"/>
-                          <a:ext cx="2589480" cy="5277600"/>
-                        </a:xfrm>
-                        <a:prstGeom prst="rect">
-                          <a:avLst/>
-                        </a:prstGeom>
-                        <a:noFill/>
-                        <a:ln w="0">
-                          <a:noFill/>
-                        </a:ln>
-                      </pic:spPr>
-                    </pic:pic>
-                  </a:graphicData>
-                </a:graphic>
-              </wp:anchor>
-            </w:drawing>
-          </mc:Choice>
-          <mc:Fallback>
-            <w:pict>
-              <v:shapetype id="_x0000_t75" coordsize="21600,21600" o:spt="75" o:preferrelative="t" path="m@4@5l@4@11@9@11@9@5xe" filled="f" stroked="f">
-                <v:stroke joinstyle="miter"/>
-                <v:formulas>
-                  <v:f eqn="if lineDrawn pixelLineWidth 0"/>
-                  <v:f eqn="sum @0 1 0"/>
-                  <v:f eqn="sum 0 0 @1"/>
-                  <v:f eqn="prod @2 1 2"/>
-                  <v:f eqn="prod @3 21600 pixelWidth"/>
-                  <v:f eqn="prod @3 21600 pixelHeight"/>
-                  <v:f eqn="sum @0 0 1"/>
-                  <v:f eqn="prod @6 1 2"/>
-                  <v:f eqn="prod @7 21600 pixelWidth"/>
-                  <v:f eqn="sum @8 21600 0"/>
-                  <v:f eqn="prod @7 21600 pixelHeight"/>
-                  <v:f eqn="sum @10 21600 0"/>
-                </v:formulas>
-                <v:path o:extrusionok="f" gradientshapeok="t" o:connecttype="rect"/>
-                <o:lock v:ext="edit" aspectratio="t"/>
-              </v:shapetype>
-              <v:shape id="shape_0" stroked="f" o:allowincell="f" style="position:absolute;margin-left:114.85pt;margin-top:336.35pt;width:203.85pt;height:415.5pt;mso-wrap-style:none;v-text-anchor:middle;rotation:90;mso-position-horizontal-relative:margin;mso-position-vertical-relative:margin" wp14:anchorId="6924D5FD" type="_x0000_t75">
-                <v:imagedata r:id="rId5" o:detectmouseclick="t"/>
-                <v:stroke color="#3465a4" joinstyle="round" endcap="flat"/>
-                <w10:wrap type="square"/>
-              </v:shape>
-            </w:pict>
-          </mc:Fallback>
-        </mc:AlternateContent>
-      </w:r>
-    </w:p>
-    <w:p>
-      <w:pPr>
-        <w:pStyle w:val="Normal"/>
-        <w:rPr>
-          <w:rFonts w:ascii="Times New Roman" w:hAnsi="Times New Roman" w:eastAsia="Times New Roman" w:cs="Times New Roman"/>
-          <w:sz w:val="24"/>
-          <w:szCs w:val="24"/>
-        </w:rPr>
-      </w:pPr>
-      <w:r>
-        <w:rPr>
-          <w:rFonts w:eastAsia="Times New Roman" w:cs="Times New Roman" w:ascii="Times New Roman" w:hAnsi="Times New Roman"/>
-          <w:sz w:val="24"/>
-          <w:szCs w:val="24"/>
-          <w:rtl w:val="true"/>
-        </w:rPr>
-      </w:r>
-    </w:p>
-    <w:p>
-      <w:pPr>
-        <w:pStyle w:val="Normal"/>
-        <w:rPr>
-          <w:rFonts w:ascii="Times New Roman" w:hAnsi="Times New Roman" w:eastAsia="Times New Roman" w:cs="Times New Roman"/>
-          <w:sz w:val="24"/>
-          <w:szCs w:val="24"/>
-        </w:rPr>
-      </w:pPr>
-      <w:r>
-        <w:rPr>
-          <w:rFonts w:eastAsia="Times New Roman" w:cs="Times New Roman" w:ascii="Times New Roman" w:hAnsi="Times New Roman"/>
-          <w:sz w:val="24"/>
-          <w:szCs w:val="24"/>
-          <w:rtl w:val="true"/>
-        </w:rPr>
-      </w:r>
-    </w:p>
-    <w:p>
-      <w:pPr>
-        <w:pStyle w:val="Normal"/>
-        <w:rPr>
-          <w:rFonts w:ascii="Arial" w:hAnsi="Arial" w:eastAsia="Times New Roman" w:asciiTheme="minorBidi" w:hAnsiTheme="minorBidi" w:hint="cs"/>
-          <w:sz w:val="24"/>
-          <w:szCs w:val="24"/>
-        </w:rPr>
-      </w:pPr>
-      <w:r>
-        <w:rPr>
-          <w:rFonts w:eastAsia="Times New Roman" w:hint="cs" w:ascii="Arial" w:hAnsi="Arial"/>
-          <w:sz w:val="24"/>
-          <w:szCs w:val="24"/>
-          <w:rtl w:val="true"/>
-        </w:rPr>
-      </w:r>
-    </w:p>
-    <w:p>
-      <w:pPr>
-        <w:pStyle w:val="Normal"/>
-        <w:rPr>
-          <w:rFonts w:ascii="Arial" w:hAnsi="Arial" w:eastAsia="Times New Roman" w:asciiTheme="minorBidi" w:hAnsiTheme="minorBidi"/>
+    </w:p>
+    <w:p>
+      <w:pPr>
+        <w:rPr>
+          <w:rFonts w:asciiTheme="minorBidi" w:eastAsia="Times New Roman" w:hAnsiTheme="minorBidi"/>
           <w:b/>
           <w:bCs/>
           <w:sz w:val="24"/>
@@ -704,21 +536,61 @@
         </w:rPr>
       </w:pPr>
       <w:r>
+        <w:rPr>
+          <w:rFonts w:asciiTheme="minorBidi" w:eastAsia="Times New Roman" w:hAnsiTheme="minorBidi"/>
+          <w:b/>
+          <w:bCs/>
+          <w:sz w:val="24"/>
+          <w:szCs w:val="24"/>
+          <w:u w:val="single"/>
+          <w:rtl/>
+        </w:rPr>
+        <w:t>המערכות אחד ליד השני</w:t>
+      </w:r>
+      <w:r>
+        <w:rPr>
+          <w:rFonts w:asciiTheme="minorBidi" w:eastAsia="Times New Roman" w:hAnsiTheme="minorBidi" w:hint="cs"/>
+          <w:b/>
+          <w:bCs/>
+          <w:sz w:val="24"/>
+          <w:szCs w:val="24"/>
+          <w:u w:val="single"/>
+          <w:rtl/>
+        </w:rPr>
+        <w:t>:</w:t>
+      </w:r>
+    </w:p>
+    <w:p>
+      <w:pPr>
+        <w:rPr>
+          <w:rFonts w:asciiTheme="minorBidi" w:eastAsia="Times New Roman" w:hAnsiTheme="minorBidi"/>
+          <w:b/>
+          <w:bCs/>
+          <w:sz w:val="24"/>
+          <w:szCs w:val="24"/>
+          <w:u w:val="single"/>
+        </w:rPr>
+      </w:pPr>
+      <w:r>
+        <w:rPr>
+          <w:noProof/>
+        </w:rPr>
         <mc:AlternateContent>
           <mc:Choice Requires="wps">
             <w:drawing>
-              <wp:anchor distT="0" distB="17145" distL="0" distR="16510" simplePos="0" relativeHeight="8" behindDoc="0" locked="0" layoutInCell="1" allowOverlap="1" wp14:anchorId="10CA42D3">
+              <wp:anchor distT="0" distB="17145" distL="0" distR="16510" simplePos="0" relativeHeight="8" behindDoc="0" locked="0" layoutInCell="1" allowOverlap="1" wp14:anchorId="634340D2" wp14:editId="559EBB31">
                 <wp:simplePos x="0" y="0"/>
                 <wp:positionH relativeFrom="column">
-                  <wp:posOffset>3373755</wp:posOffset>
+                  <wp:posOffset>3583305</wp:posOffset>
                 </wp:positionH>
                 <wp:positionV relativeFrom="paragraph">
-                  <wp:posOffset>413385</wp:posOffset>
+                  <wp:posOffset>2766546</wp:posOffset>
                 </wp:positionV>
                 <wp:extent cx="923290" cy="262255"/>
                 <wp:effectExtent l="3175" t="3810" r="3175" b="2540"/>
                 <wp:wrapNone/>
                 <wp:docPr id="7" name="Text Box 10"/>
+                <wp:cNvGraphicFramePr/>
                 <a:graphic xmlns:a="http://schemas.openxmlformats.org/drawingml/2006/main">
                   <a:graphicData uri="http://schemas.microsoft.com/office/word/2010/wordprocessingShape">
                     <wps:wsp>
@@ -726,7 +598,7 @@
                       <wps:spPr>
                         <a:xfrm>
                           <a:off x="0" y="0"/>
-                          <a:ext cx="923400" cy="262080"/>
+                          <a:ext cx="923290" cy="262255"/>
                         </a:xfrm>
                         <a:prstGeom prst="rect">
                           <a:avLst/>
@@ -742,9 +614,15 @@
                         </a:ln>
                       </wps:spPr>
                       <wps:style>
-                        <a:lnRef idx="0"/>
-                        <a:fillRef idx="0"/>
-                        <a:effectRef idx="0"/>
+                        <a:lnRef idx="0">
+                          <a:scrgbClr r="0" g="0" b="0"/>
+                        </a:lnRef>
+                        <a:fillRef idx="0">
+                          <a:scrgbClr r="0" g="0" b="0"/>
+                        </a:fillRef>
+                        <a:effectRef idx="0">
+                          <a:scrgbClr r="0" g="0" b="0"/>
+                        </a:effectRef>
                         <a:fontRef idx="minor"/>
                       </wps:style>
                       <wps:txbx>
@@ -752,15 +630,11 @@
                           <w:p>
                             <w:pPr>
                               <w:pStyle w:val="FrameContents"/>
-                              <w:spacing w:before="0" w:after="160"/>
-                              <w:rPr>
-                                <w:rFonts w:hint="cs"/>
-                              </w:rPr>
                             </w:pPr>
                             <w:r>
                               <w:rPr>
                                 <w:rFonts w:hint="cs"/>
-                                <w:rtl w:val="true"/>
+                                <w:rtl/>
                               </w:rPr>
                               <w:t>מערכת משא</w:t>
                             </w:r>
@@ -768,7 +642,9 @@
                         </w:txbxContent>
                       </wps:txbx>
                       <wps:bodyPr anchor="t">
-                        <a:prstTxWarp prst="textNoShape"/>
+                        <a:prstTxWarp prst="textNoShape">
+                          <a:avLst/>
+                        </a:prstTxWarp>
                         <a:noAutofit/>
                       </wps:bodyPr>
                     </wps:wsp>
@@ -779,49 +655,49 @@
           </mc:Choice>
           <mc:Fallback>
             <w:pict>
-              <v:rect id="shape_0" fillcolor="white" stroked="t" o:allowincell="f" style="position:absolute;margin-left:265.65pt;margin-top:32.55pt;width:72.65pt;height:20.6pt;mso-wrap-style:square;v-text-anchor:top" wp14:anchorId="10CA42D3">
-                <v:fill o:detectmouseclick="t" type="solid" color2="black"/>
-                <v:stroke color="black" weight="6480" joinstyle="round" endcap="flat"/>
+              <v:rect w14:anchorId="634340D2" id="Text Box 10" o:spid="_x0000_s1026" style="position:absolute;left:0;text-align:left;margin-left:282.15pt;margin-top:217.85pt;width:72.7pt;height:20.65pt;z-index:8;visibility:visible;mso-wrap-style:square;mso-wrap-distance-left:0;mso-wrap-distance-top:0;mso-wrap-distance-right:1.3pt;mso-wrap-distance-bottom:1.35pt;mso-position-horizontal:absolute;mso-position-horizontal-relative:text;mso-position-vertical:absolute;mso-position-vertical-relative:text;v-text-anchor:top" o:gfxdata="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" fillcolor="white [3201]" strokeweight=".5pt">
+                <v:stroke joinstyle="round"/>
                 <v:textbox>
                   <w:txbxContent>
                     <w:p>
                       <w:pPr>
                         <w:pStyle w:val="FrameContents"/>
-                        <w:spacing w:before="0" w:after="160"/>
-                        <w:rPr>
-                          <w:rFonts w:hint="cs"/>
-                        </w:rPr>
                       </w:pPr>
                       <w:r>
                         <w:rPr>
                           <w:rFonts w:hint="cs"/>
-                          <w:rtl w:val="true"/>
+                          <w:rtl/>
                         </w:rPr>
                         <w:t>מערכת משא</w:t>
                       </w:r>
                     </w:p>
                   </w:txbxContent>
                 </v:textbox>
-                <w10:wrap type="none"/>
               </v:rect>
             </w:pict>
           </mc:Fallback>
         </mc:AlternateContent>
+      </w:r>
+      <w:r>
+        <w:rPr>
+          <w:noProof/>
+        </w:rPr>
         <mc:AlternateContent>
           <mc:Choice Requires="wps">
             <w:drawing>
-              <wp:anchor distT="0" distB="17145" distL="0" distR="13335" simplePos="0" relativeHeight="10" behindDoc="0" locked="0" layoutInCell="1" allowOverlap="1" wp14:anchorId="0D241AC6">
+              <wp:anchor distT="0" distB="17145" distL="0" distR="13335" simplePos="0" relativeHeight="10" behindDoc="0" locked="0" layoutInCell="1" allowOverlap="1" wp14:anchorId="67EE44EC" wp14:editId="05241F11">
                 <wp:simplePos x="0" y="0"/>
                 <wp:positionH relativeFrom="column">
-                  <wp:posOffset>965835</wp:posOffset>
+                  <wp:posOffset>1013336</wp:posOffset>
                 </wp:positionH>
                 <wp:positionV relativeFrom="paragraph">
-                  <wp:posOffset>413385</wp:posOffset>
+                  <wp:posOffset>2717313</wp:posOffset>
                 </wp:positionV>
                 <wp:extent cx="1040765" cy="262255"/>
                 <wp:effectExtent l="3810" t="3810" r="2540" b="2540"/>
                 <wp:wrapNone/>
                 <wp:docPr id="8" name="Text Box 11"/>
+                <wp:cNvGraphicFramePr/>
                 <a:graphic xmlns:a="http://schemas.openxmlformats.org/drawingml/2006/main">
                   <a:graphicData uri="http://schemas.microsoft.com/office/word/2010/wordprocessingShape">
                     <wps:wsp>
@@ -829,7 +705,7 @@
                       <wps:spPr>
                         <a:xfrm>
                           <a:off x="0" y="0"/>
-                          <a:ext cx="1040760" cy="262080"/>
+                          <a:ext cx="1040765" cy="262255"/>
                         </a:xfrm>
                         <a:prstGeom prst="rect">
                           <a:avLst/>
@@ -845,9 +721,15 @@
                         </a:ln>
                       </wps:spPr>
                       <wps:style>
-                        <a:lnRef idx="0"/>
-                        <a:fillRef idx="0"/>
-                        <a:effectRef idx="0"/>
+                        <a:lnRef idx="0">
+                          <a:scrgbClr r="0" g="0" b="0"/>
+                        </a:lnRef>
+                        <a:fillRef idx="0">
+                          <a:scrgbClr r="0" g="0" b="0"/>
+                        </a:fillRef>
+                        <a:effectRef idx="0">
+                          <a:scrgbClr r="0" g="0" b="0"/>
+                        </a:effectRef>
                         <a:fontRef idx="minor"/>
                       </wps:style>
                       <wps:txbx>
@@ -855,13 +737,11 @@
                           <w:p>
                             <w:pPr>
                               <w:pStyle w:val="FrameContents"/>
-                              <w:spacing w:before="0" w:after="160"/>
-                              <w:rPr/>
                             </w:pPr>
                             <w:r>
                               <w:rPr>
                                 <w:rFonts w:hint="cs"/>
-                                <w:rtl w:val="true"/>
+                                <w:rtl/>
                               </w:rPr>
                               <w:t>מערכת נוסעים</w:t>
                             </w:r>
@@ -869,7 +749,9 @@
                         </w:txbxContent>
                       </wps:txbx>
                       <wps:bodyPr anchor="t">
-                        <a:prstTxWarp prst="textNoShape"/>
+                        <a:prstTxWarp prst="textNoShape">
+                          <a:avLst/>
+                        </a:prstTxWarp>
                         <a:noAutofit/>
                       </wps:bodyPr>
                     </wps:wsp>
@@ -880,103 +762,52 @@
           </mc:Choice>
           <mc:Fallback>
             <w:pict>
-              <v:rect id="shape_0" fillcolor="white" stroked="t" o:allowincell="f" style="position:absolute;margin-left:76.05pt;margin-top:32.55pt;width:81.9pt;height:20.6pt;mso-wrap-style:square;v-text-anchor:top" wp14:anchorId="0D241AC6">
-                <v:fill o:detectmouseclick="t" type="solid" color2="black"/>
-                <v:stroke color="black" weight="6480" joinstyle="round" endcap="flat"/>
+              <v:rect w14:anchorId="67EE44EC" id="Text Box 11" o:spid="_x0000_s1027" style="position:absolute;left:0;text-align:left;margin-left:79.8pt;margin-top:213.95pt;width:81.95pt;height:20.65pt;z-index:10;visibility:visible;mso-wrap-style:square;mso-wrap-distance-left:0;mso-wrap-distance-top:0;mso-wrap-distance-right:1.05pt;mso-wrap-distance-bottom:1.35pt;mso-position-horizontal:absolute;mso-position-horizontal-relative:text;mso-position-vertical:absolute;mso-position-vertical-relative:text;v-text-anchor:top" o:gfxdata="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" fillcolor="white [3201]" strokeweight=".5pt">
+                <v:stroke joinstyle="round"/>
                 <v:textbox>
                   <w:txbxContent>
                     <w:p>
                       <w:pPr>
                         <w:pStyle w:val="FrameContents"/>
-                        <w:spacing w:before="0" w:after="160"/>
-                        <w:rPr/>
                       </w:pPr>
                       <w:r>
                         <w:rPr>
                           <w:rFonts w:hint="cs"/>
-                          <w:rtl w:val="true"/>
+                          <w:rtl/>
                         </w:rPr>
                         <w:t>מערכת נוסעים</w:t>
                       </w:r>
                     </w:p>
                   </w:txbxContent>
                 </v:textbox>
-                <w10:wrap type="none"/>
               </v:rect>
             </w:pict>
           </mc:Fallback>
         </mc:AlternateContent>
       </w:r>
       <w:r>
-        <w:rPr>
-          <w:rFonts w:ascii="Arial" w:hAnsi="Arial" w:eastAsia="Times New Roman" w:asciiTheme="minorBidi" w:hAnsiTheme="minorBidi"/>
-          <w:b/>
+        <w:br w:type="page"/>
+      </w:r>
+    </w:p>
+    <w:p>
+      <w:pPr>
+        <w:rPr>
           <w:b/>
           <w:bCs/>
           <w:sz w:val="24"/>
           <w:szCs w:val="24"/>
           <w:u w:val="single"/>
-          <w:rtl w:val="true"/>
-        </w:rPr>
-        <w:t>המערכות אחד ליד השני</w:t>
-      </w:r>
-      <w:r>
-        <w:rPr>
-          <w:rFonts w:eastAsia="Times New Roman" w:hint="cs" w:ascii="Arial" w:hAnsi="Arial" w:asciiTheme="minorBidi" w:hAnsiTheme="minorBidi"/>
-          <w:b/>
-          <w:bCs/>
-          <w:sz w:val="24"/>
-          <w:szCs w:val="24"/>
-          <w:u w:val="single"/>
-          <w:rtl w:val="true"/>
-        </w:rPr>
-        <w:t>:</w:t>
-      </w:r>
-    </w:p>
-    <w:p>
-      <w:pPr>
-        <w:pStyle w:val="Normal"/>
-        <w:rPr>
-          <w:rFonts w:ascii="Arial" w:hAnsi="Arial" w:eastAsia="Times New Roman" w:asciiTheme="minorBidi" w:hAnsiTheme="minorBidi"/>
-          <w:b/>
-          <w:bCs/>
-          <w:sz w:val="24"/>
-          <w:szCs w:val="24"/>
-          <w:u w:val="single"/>
-        </w:rPr>
-      </w:pPr>
-      <w:r>
-        <w:rPr>
-          <w:rFonts w:eastAsia="Times New Roman" w:ascii="Arial" w:hAnsi="Arial"/>
-          <w:b/>
-          <w:bCs/>
-          <w:sz w:val="24"/>
-          <w:szCs w:val="24"/>
-          <w:u w:val="single"/>
-          <w:rtl w:val="true"/>
-        </w:rPr>
-      </w:r>
-      <w:r>
-        <w:br w:type="page"/>
-      </w:r>
-    </w:p>
-    <w:p>
-      <w:pPr>
-        <w:pStyle w:val="Normal"/>
-        <w:spacing w:before="0" w:after="160"/>
-        <w:rPr>
-          <w:b/>
-          <w:bCs/>
-          <w:sz w:val="24"/>
-          <w:szCs w:val="24"/>
-          <w:u w:val="single"/>
-        </w:rPr>
-      </w:pPr>
-      <w:r>
+        </w:rPr>
+      </w:pPr>
+      <w:r>
+        <w:rPr>
+          <w:noProof/>
+        </w:rPr>
+        <w:lastRenderedPageBreak/>
         <mc:AlternateContent>
           <mc:Choice Requires="wps">
             <w:drawing>
-              <wp:anchor distT="12700" distB="16510" distL="12700" distR="9525" simplePos="0" relativeHeight="12" behindDoc="0" locked="0" layoutInCell="1" allowOverlap="1" wp14:anchorId="32B7C211">
+              <wp:anchor distT="12700" distB="16510" distL="12700" distR="9525" simplePos="0" relativeHeight="12" behindDoc="0" locked="0" layoutInCell="1" allowOverlap="1" wp14:anchorId="62F58E1D" wp14:editId="0159E3E1">
                 <wp:simplePos x="0" y="0"/>
                 <wp:positionH relativeFrom="column">
                   <wp:posOffset>2125345</wp:posOffset>
@@ -988,6 +819,7 @@
                 <wp:effectExtent l="15240" t="14605" r="13970" b="14605"/>
                 <wp:wrapNone/>
                 <wp:docPr id="9" name="Text Box 14"/>
+                <wp:cNvGraphicFramePr/>
                 <a:graphic xmlns:a="http://schemas.openxmlformats.org/drawingml/2006/main">
                   <a:graphicData uri="http://schemas.microsoft.com/office/word/2010/wordprocessingShape">
                     <wps:wsp>
@@ -1003,15 +835,21 @@
                         <a:noFill/>
                         <a:ln w="28575">
                           <a:solidFill>
-                            <a:srgbClr val="00b050"/>
+                            <a:srgbClr val="00B050"/>
                           </a:solidFill>
                           <a:round/>
                         </a:ln>
                       </wps:spPr>
                       <wps:style>
-                        <a:lnRef idx="0"/>
-                        <a:fillRef idx="0"/>
-                        <a:effectRef idx="0"/>
+                        <a:lnRef idx="0">
+                          <a:scrgbClr r="0" g="0" b="0"/>
+                        </a:lnRef>
+                        <a:fillRef idx="0">
+                          <a:scrgbClr r="0" g="0" b="0"/>
+                        </a:fillRef>
+                        <a:effectRef idx="0">
+                          <a:scrgbClr r="0" g="0" b="0"/>
+                        </a:effectRef>
                         <a:fontRef idx="minor"/>
                       </wps:style>
                       <wps:txbx>
@@ -1019,25 +857,20 @@
                           <w:p>
                             <w:pPr>
                               <w:pStyle w:val="FrameContents"/>
-                              <w:spacing w:before="0" w:after="160"/>
                               <w:rPr>
-                                <w:color w:val="auto"/>
                                 <w14:reflection w14:blurRad="0" w14:stA="100000" w14:stPos="0" w14:endA="0" w14:endPos="0" w14:dist="0" w14:dir="0" w14:fadeDir="0" w14:sx="0" w14:sy="0" w14:kx="0" w14:ky="0" w14:algn="b"/>
                                 <w14:textFill>
                                   <w14:noFill/>
                                 </w14:textFill>
                               </w:rPr>
                             </w:pPr>
-                            <w:r>
-                              <w:rPr>
-                                <w:rtl w:val="true"/>
-                              </w:rPr>
-                            </w:r>
                           </w:p>
                         </w:txbxContent>
                       </wps:txbx>
                       <wps:bodyPr anchor="t">
-                        <a:prstTxWarp prst="textNoShape"/>
+                        <a:prstTxWarp prst="textNoShape">
+                          <a:avLst/>
+                        </a:prstTxWarp>
                         <a:noAutofit/>
                       </wps:bodyPr>
                     </wps:wsp>
@@ -1048,40 +881,36 @@
           </mc:Choice>
           <mc:Fallback>
             <w:pict>
-              <v:rect id="shape_0" stroked="t" o:allowincell="f" style="position:absolute;margin-left:167.35pt;margin-top:131.85pt;width:86.2pt;height:72.65pt;mso-wrap-style:none;v-text-anchor:middle" wp14:anchorId="32B7C211">
-                <v:fill o:detectmouseclick="t" on="false"/>
-                <v:stroke color="#00b050" weight="28440" joinstyle="round" endcap="flat"/>
+              <v:rect w14:anchorId="62F58E1D" id="Text Box 14" o:spid="_x0000_s1028" style="position:absolute;left:0;text-align:left;margin-left:167.35pt;margin-top:131.85pt;width:86.25pt;height:72.7pt;z-index:12;visibility:visible;mso-wrap-style:square;mso-wrap-distance-left:1pt;mso-wrap-distance-top:1pt;mso-wrap-distance-right:.75pt;mso-wrap-distance-bottom:1.3pt;mso-position-horizontal:absolute;mso-position-horizontal-relative:text;mso-position-vertical:absolute;mso-position-vertical-relative:text;v-text-anchor:top" o:gfxdata="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" filled="f" strokecolor="#00b050" strokeweight="2.25pt">
+                <v:stroke joinstyle="round"/>
                 <v:textbox>
                   <w:txbxContent>
                     <w:p>
                       <w:pPr>
                         <w:pStyle w:val="FrameContents"/>
-                        <w:spacing w:before="0" w:after="160"/>
                         <w:rPr>
-                          <w:color w:val="auto"/>
                           <w14:reflection w14:blurRad="0" w14:stA="100000" w14:stPos="0" w14:endA="0" w14:endPos="0" w14:dist="0" w14:dir="0" w14:fadeDir="0" w14:sx="0" w14:sy="0" w14:kx="0" w14:ky="0" w14:algn="b"/>
                           <w14:textFill>
                             <w14:noFill/>
                           </w14:textFill>
                         </w:rPr>
                       </w:pPr>
-                      <w:r>
-                        <w:rPr>
-                          <w:rtl w:val="true"/>
-                        </w:rPr>
-                      </w:r>
                     </w:p>
                   </w:txbxContent>
                 </v:textbox>
-                <w10:wrap type="none"/>
               </v:rect>
             </w:pict>
           </mc:Fallback>
         </mc:AlternateContent>
+      </w:r>
+      <w:r>
+        <w:rPr>
+          <w:noProof/>
+        </w:rPr>
         <mc:AlternateContent>
           <mc:Choice Requires="wps">
             <w:drawing>
-              <wp:anchor distT="12700" distB="16510" distL="12700" distR="10160" simplePos="0" relativeHeight="14" behindDoc="0" locked="0" layoutInCell="1" allowOverlap="1" wp14:anchorId="26419BAB">
+              <wp:anchor distT="12700" distB="16510" distL="12700" distR="10160" simplePos="0" relativeHeight="14" behindDoc="0" locked="0" layoutInCell="1" allowOverlap="1" wp14:anchorId="7087CD15" wp14:editId="24D38E20">
                 <wp:simplePos x="0" y="0"/>
                 <wp:positionH relativeFrom="column">
                   <wp:posOffset>685800</wp:posOffset>
@@ -1093,6 +922,7 @@
                 <wp:effectExtent l="14605" t="14605" r="14605" b="14605"/>
                 <wp:wrapNone/>
                 <wp:docPr id="10" name="Text Box 14"/>
+                <wp:cNvGraphicFramePr/>
                 <a:graphic xmlns:a="http://schemas.openxmlformats.org/drawingml/2006/main">
                   <a:graphicData uri="http://schemas.microsoft.com/office/word/2010/wordprocessingShape">
                     <wps:wsp>
@@ -1108,15 +938,21 @@
                         <a:noFill/>
                         <a:ln w="28575">
                           <a:solidFill>
-                            <a:srgbClr val="ee0000"/>
+                            <a:srgbClr val="EE0000"/>
                           </a:solidFill>
                           <a:round/>
                         </a:ln>
                       </wps:spPr>
                       <wps:style>
-                        <a:lnRef idx="0"/>
-                        <a:fillRef idx="0"/>
-                        <a:effectRef idx="0"/>
+                        <a:lnRef idx="0">
+                          <a:scrgbClr r="0" g="0" b="0"/>
+                        </a:lnRef>
+                        <a:fillRef idx="0">
+                          <a:scrgbClr r="0" g="0" b="0"/>
+                        </a:fillRef>
+                        <a:effectRef idx="0">
+                          <a:scrgbClr r="0" g="0" b="0"/>
+                        </a:effectRef>
                         <a:fontRef idx="minor"/>
                       </wps:style>
                       <wps:txbx>
@@ -1124,25 +960,20 @@
                           <w:p>
                             <w:pPr>
                               <w:pStyle w:val="FrameContents"/>
-                              <w:spacing w:before="0" w:after="160"/>
                               <w:rPr>
-                                <w:color w:val="auto"/>
                                 <w14:reflection w14:blurRad="0" w14:stA="100000" w14:stPos="0" w14:endA="0" w14:endPos="0" w14:dist="0" w14:dir="0" w14:fadeDir="0" w14:sx="0" w14:sy="0" w14:kx="0" w14:ky="0" w14:algn="b"/>
                                 <w14:textFill>
                                   <w14:noFill/>
                                 </w14:textFill>
                               </w:rPr>
                             </w:pPr>
-                            <w:r>
-                              <w:rPr>
-                                <w:rtl w:val="true"/>
-                              </w:rPr>
-                            </w:r>
                           </w:p>
                         </w:txbxContent>
                       </wps:txbx>
                       <wps:bodyPr anchor="t">
-                        <a:prstTxWarp prst="textNoShape"/>
+                        <a:prstTxWarp prst="textNoShape">
+                          <a:avLst/>
+                        </a:prstTxWarp>
                         <a:noAutofit/>
                       </wps:bodyPr>
                     </wps:wsp>
@@ -1153,40 +984,36 @@
           </mc:Choice>
           <mc:Fallback>
             <w:pict>
-              <v:rect id="shape_0" stroked="t" o:allowincell="f" style="position:absolute;margin-left:54pt;margin-top:132.2pt;width:107.15pt;height:72.65pt;mso-wrap-style:none;v-text-anchor:middle" wp14:anchorId="26419BAB">
-                <v:fill o:detectmouseclick="t" on="false"/>
-                <v:stroke color="#ee0000" weight="28440" joinstyle="round" endcap="flat"/>
+              <v:rect w14:anchorId="7087CD15" id="_x0000_s1029" style="position:absolute;left:0;text-align:left;margin-left:54pt;margin-top:132.2pt;width:107.2pt;height:72.7pt;z-index:14;visibility:visible;mso-wrap-style:square;mso-wrap-distance-left:1pt;mso-wrap-distance-top:1pt;mso-wrap-distance-right:.8pt;mso-wrap-distance-bottom:1.3pt;mso-position-horizontal:absolute;mso-position-horizontal-relative:text;mso-position-vertical:absolute;mso-position-vertical-relative:text;v-text-anchor:top" o:gfxdata="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" filled="f" strokecolor="#e00" strokeweight="2.25pt">
+                <v:stroke joinstyle="round"/>
                 <v:textbox>
                   <w:txbxContent>
                     <w:p>
                       <w:pPr>
                         <w:pStyle w:val="FrameContents"/>
-                        <w:spacing w:before="0" w:after="160"/>
                         <w:rPr>
-                          <w:color w:val="auto"/>
                           <w14:reflection w14:blurRad="0" w14:stA="100000" w14:stPos="0" w14:endA="0" w14:endPos="0" w14:dist="0" w14:dir="0" w14:fadeDir="0" w14:sx="0" w14:sy="0" w14:kx="0" w14:ky="0" w14:algn="b"/>
                           <w14:textFill>
                             <w14:noFill/>
                           </w14:textFill>
                         </w:rPr>
                       </w:pPr>
-                      <w:r>
-                        <w:rPr>
-                          <w:rtl w:val="true"/>
-                        </w:rPr>
-                      </w:r>
                     </w:p>
                   </w:txbxContent>
                 </v:textbox>
-                <w10:wrap type="none"/>
               </v:rect>
             </w:pict>
           </mc:Fallback>
         </mc:AlternateContent>
+      </w:r>
+      <w:r>
+        <w:rPr>
+          <w:noProof/>
+        </w:rPr>
         <mc:AlternateContent>
           <mc:Choice Requires="wps">
             <w:drawing>
-              <wp:anchor distT="0" distB="12065" distL="0" distR="8890" simplePos="0" relativeHeight="16" behindDoc="0" locked="0" layoutInCell="1" allowOverlap="1" wp14:anchorId="2ADFBF7E">
+              <wp:anchor distT="0" distB="12065" distL="0" distR="8890" simplePos="0" relativeHeight="16" behindDoc="0" locked="0" layoutInCell="1" allowOverlap="1" wp14:anchorId="63002B6D" wp14:editId="188EF195">
                 <wp:simplePos x="0" y="0"/>
                 <wp:positionH relativeFrom="column">
                   <wp:posOffset>2513965</wp:posOffset>
@@ -1198,6 +1025,7 @@
                 <wp:effectExtent l="3175" t="3175" r="3175" b="3175"/>
                 <wp:wrapNone/>
                 <wp:docPr id="11" name="Text Box 15"/>
+                <wp:cNvGraphicFramePr/>
                 <a:graphic xmlns:a="http://schemas.openxmlformats.org/drawingml/2006/main">
                   <a:graphicData uri="http://schemas.microsoft.com/office/word/2010/wordprocessingShape">
                     <wps:wsp>
@@ -1221,9 +1049,15 @@
                         </a:ln>
                       </wps:spPr>
                       <wps:style>
-                        <a:lnRef idx="0"/>
-                        <a:fillRef idx="0"/>
-                        <a:effectRef idx="0"/>
+                        <a:lnRef idx="0">
+                          <a:scrgbClr r="0" g="0" b="0"/>
+                        </a:lnRef>
+                        <a:fillRef idx="0">
+                          <a:scrgbClr r="0" g="0" b="0"/>
+                        </a:fillRef>
+                        <a:effectRef idx="0">
+                          <a:scrgbClr r="0" g="0" b="0"/>
+                        </a:effectRef>
                         <a:fontRef idx="minor"/>
                       </wps:style>
                       <wps:txbx>
@@ -1231,7 +1065,6 @@
                           <w:p>
                             <w:pPr>
                               <w:pStyle w:val="FrameContents"/>
-                              <w:spacing w:before="0" w:after="160"/>
                               <w:rPr>
                                 <w14:textOutline w14:w="9525" w14:cap="rnd" w14:cmpd="sng" w14:algn="ctr">
                                   <w14:solidFill>
@@ -1245,7 +1078,7 @@
                             <w:r>
                               <w:rPr>
                                 <w:rFonts w:hint="cs"/>
-                                <w:rtl w:val="true"/>
+                                <w:rtl/>
                                 <w14:textOutline w14:w="9525" w14:cap="rnd" w14:cmpd="sng" w14:algn="ctr">
                                   <w14:solidFill>
                                     <w14:srgbClr w14:val="00B050"/>
@@ -1260,7 +1093,9 @@
                         </w:txbxContent>
                       </wps:txbx>
                       <wps:bodyPr anchor="t">
-                        <a:prstTxWarp prst="textNoShape"/>
+                        <a:prstTxWarp prst="textNoShape">
+                          <a:avLst/>
+                        </a:prstTxWarp>
                         <a:noAutofit/>
                       </wps:bodyPr>
                     </wps:wsp>
@@ -1271,15 +1106,13 @@
           </mc:Choice>
           <mc:Fallback>
             <w:pict>
-              <v:rect id="shape_0" fillcolor="white" stroked="t" o:allowincell="f" style="position:absolute;margin-left:197.95pt;margin-top:106.85pt;width:36.25pt;height:22.05pt;mso-wrap-style:square;v-text-anchor:top" wp14:anchorId="2ADFBF7E">
-                <v:fill o:detectmouseclick="t" type="solid" color2="black"/>
-                <v:stroke color="black" weight="6480" joinstyle="round" endcap="flat"/>
+              <v:rect w14:anchorId="63002B6D" id="Text Box 15" o:spid="_x0000_s1030" style="position:absolute;left:0;text-align:left;margin-left:197.95pt;margin-top:106.85pt;width:36.3pt;height:22.1pt;z-index:16;visibility:visible;mso-wrap-style:square;mso-wrap-distance-left:0;mso-wrap-distance-top:0;mso-wrap-distance-right:.7pt;mso-wrap-distance-bottom:.95pt;mso-position-horizontal:absolute;mso-position-horizontal-relative:text;mso-position-vertical:absolute;mso-position-vertical-relative:text;v-text-anchor:top" o:gfxdata="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" fillcolor="white [3201]" strokeweight=".5pt">
+                <v:stroke joinstyle="round"/>
                 <v:textbox>
                   <w:txbxContent>
                     <w:p>
                       <w:pPr>
                         <w:pStyle w:val="FrameContents"/>
-                        <w:spacing w:before="0" w:after="160"/>
                         <w:rPr>
                           <w14:textOutline w14:w="9525" w14:cap="rnd" w14:cmpd="sng" w14:algn="ctr">
                             <w14:solidFill>
@@ -1293,7 +1126,7 @@
                       <w:r>
                         <w:rPr>
                           <w:rFonts w:hint="cs"/>
-                          <w:rtl w:val="true"/>
+                          <w:rtl/>
                           <w14:textOutline w14:w="9525" w14:cap="rnd" w14:cmpd="sng" w14:algn="ctr">
                             <w14:solidFill>
                               <w14:srgbClr w14:val="00B050"/>
@@ -1307,15 +1140,19 @@
                     </w:p>
                   </w:txbxContent>
                 </v:textbox>
-                <w10:wrap type="none"/>
               </v:rect>
             </w:pict>
           </mc:Fallback>
         </mc:AlternateContent>
+      </w:r>
+      <w:r>
+        <w:rPr>
+          <w:noProof/>
+        </w:rPr>
         <mc:AlternateContent>
           <mc:Choice Requires="wps">
             <w:drawing>
-              <wp:anchor distT="0" distB="13335" distL="0" distR="10795" simplePos="0" relativeHeight="18" behindDoc="0" locked="0" layoutInCell="1" allowOverlap="1" wp14:anchorId="2D040B07">
+              <wp:anchor distT="0" distB="13335" distL="0" distR="10795" simplePos="0" relativeHeight="18" behindDoc="0" locked="0" layoutInCell="1" allowOverlap="1" wp14:anchorId="3ED693B5" wp14:editId="48ED5188">
                 <wp:simplePos x="0" y="0"/>
                 <wp:positionH relativeFrom="column">
                   <wp:posOffset>1083310</wp:posOffset>
@@ -1327,6 +1164,7 @@
                 <wp:effectExtent l="3175" t="3810" r="3175" b="2540"/>
                 <wp:wrapNone/>
                 <wp:docPr id="12" name="Text Box 16"/>
+                <wp:cNvGraphicFramePr/>
                 <a:graphic xmlns:a="http://schemas.openxmlformats.org/drawingml/2006/main">
                   <a:graphicData uri="http://schemas.microsoft.com/office/word/2010/wordprocessingShape">
                     <wps:wsp>
@@ -1350,9 +1188,15 @@
                         </a:ln>
                       </wps:spPr>
                       <wps:style>
-                        <a:lnRef idx="0"/>
-                        <a:fillRef idx="0"/>
-                        <a:effectRef idx="0"/>
+                        <a:lnRef idx="0">
+                          <a:scrgbClr r="0" g="0" b="0"/>
+                        </a:lnRef>
+                        <a:fillRef idx="0">
+                          <a:scrgbClr r="0" g="0" b="0"/>
+                        </a:fillRef>
+                        <a:effectRef idx="0">
+                          <a:scrgbClr r="0" g="0" b="0"/>
+                        </a:effectRef>
                         <a:fontRef idx="minor"/>
                       </wps:style>
                       <wps:txbx>
@@ -1360,7 +1204,6 @@
                           <w:p>
                             <w:pPr>
                               <w:pStyle w:val="FrameContents"/>
-                              <w:spacing w:before="0" w:after="160"/>
                               <w:rPr>
                                 <w14:textOutline w14:w="9525" w14:cap="rnd" w14:cmpd="sng" w14:algn="ctr">
                                   <w14:solidFill>
@@ -1374,7 +1217,7 @@
                             <w:r>
                               <w:rPr>
                                 <w:rFonts w:hint="cs"/>
-                                <w:rtl w:val="true"/>
+                                <w:rtl/>
                                 <w14:textOutline w14:w="9525" w14:cap="rnd" w14:cmpd="sng" w14:algn="ctr">
                                   <w14:solidFill>
                                     <w14:srgbClr w14:val="EE0000"/>
@@ -1389,7 +1232,9 @@
                         </w:txbxContent>
                       </wps:txbx>
                       <wps:bodyPr anchor="t">
-                        <a:prstTxWarp prst="textNoShape"/>
+                        <a:prstTxWarp prst="textNoShape">
+                          <a:avLst/>
+                        </a:prstTxWarp>
                         <a:noAutofit/>
                       </wps:bodyPr>
                     </wps:wsp>
@@ -1400,15 +1245,13 @@
           </mc:Choice>
           <mc:Fallback>
             <w:pict>
-              <v:rect id="shape_0" fillcolor="white" stroked="t" o:allowincell="f" style="position:absolute;margin-left:85.3pt;margin-top:108pt;width:44.15pt;height:20.9pt;mso-wrap-style:square;v-text-anchor:top" wp14:anchorId="2D040B07">
-                <v:fill o:detectmouseclick="t" type="solid" color2="black"/>
-                <v:stroke color="black" weight="6480" joinstyle="round" endcap="flat"/>
+              <v:rect w14:anchorId="3ED693B5" id="Text Box 16" o:spid="_x0000_s1031" style="position:absolute;left:0;text-align:left;margin-left:85.3pt;margin-top:108pt;width:44.2pt;height:20.95pt;z-index:18;visibility:visible;mso-wrap-style:square;mso-wrap-distance-left:0;mso-wrap-distance-top:0;mso-wrap-distance-right:.85pt;mso-wrap-distance-bottom:1.05pt;mso-position-horizontal:absolute;mso-position-horizontal-relative:text;mso-position-vertical:absolute;mso-position-vertical-relative:text;v-text-anchor:top" o:gfxdata="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" fillcolor="white [3201]" strokeweight=".5pt">
+                <v:stroke joinstyle="round"/>
                 <v:textbox>
                   <w:txbxContent>
                     <w:p>
                       <w:pPr>
                         <w:pStyle w:val="FrameContents"/>
-                        <w:spacing w:before="0" w:after="160"/>
                         <w:rPr>
                           <w14:textOutline w14:w="9525" w14:cap="rnd" w14:cmpd="sng" w14:algn="ctr">
                             <w14:solidFill>
@@ -1422,7 +1265,7 @@
                       <w:r>
                         <w:rPr>
                           <w:rFonts w:hint="cs"/>
-                          <w:rtl w:val="true"/>
+                          <w:rtl/>
                           <w14:textOutline w14:w="9525" w14:cap="rnd" w14:cmpd="sng" w14:algn="ctr">
                             <w14:solidFill>
                               <w14:srgbClr w14:val="EE0000"/>
@@ -1436,25 +1279,25 @@
                     </w:p>
                   </w:txbxContent>
                 </v:textbox>
-                <w10:wrap type="none"/>
               </v:rect>
             </w:pict>
           </mc:Fallback>
         </mc:AlternateContent>
       </w:r>
-      <w:r>
-        <w:rPr>
-          <w:rFonts w:hint="cs"/>
-          <w:b/>
+      <w:proofErr w:type="spellStart"/>
+      <w:r>
+        <w:rPr>
+          <w:rFonts w:hint="cs"/>
           <w:b/>
           <w:bCs/>
           <w:sz w:val="24"/>
           <w:szCs w:val="24"/>
           <w:u w:val="single"/>
-          <w:rtl w:val="true"/>
-        </w:rPr>
-        <w:t>חיווטים של התחנות</w:t>
-      </w:r>
+          <w:rtl/>
+        </w:rPr>
+        <w:t>חיווטים</w:t>
+      </w:r>
+      <w:proofErr w:type="spellEnd"/>
       <w:r>
         <w:rPr>
           <w:rFonts w:hint="cs"/>
@@ -1463,33 +1306,46 @@
           <w:sz w:val="24"/>
           <w:szCs w:val="24"/>
           <w:u w:val="single"/>
-          <w:rtl w:val="true"/>
-        </w:rPr>
-        <w:t>:</w:t>
-      </w:r>
-    </w:p>
-    <w:p>
-      <w:pPr>
-        <w:pStyle w:val="Normal"/>
-        <w:rPr>
+          <w:rtl/>
+        </w:rPr>
+        <w:t xml:space="preserve"> של התחנות</w:t>
+      </w:r>
+      <w:r>
+        <w:rPr>
+          <w:rFonts w:hint="cs"/>
           <w:b/>
           <w:bCs/>
           <w:sz w:val="24"/>
           <w:szCs w:val="24"/>
           <w:u w:val="single"/>
-        </w:rPr>
-      </w:pPr>
-      <w:r>
-        <w:rPr>
-          <w:rtl w:val="true"/>
+          <w:rtl/>
+        </w:rPr>
+        <w:t>:</w:t>
+      </w:r>
+    </w:p>
+    <w:p>
+      <w:pPr>
+        <w:rPr>
+          <w:b/>
+          <w:bCs/>
+          <w:sz w:val="24"/>
+          <w:szCs w:val="24"/>
+          <w:u w:val="single"/>
+        </w:rPr>
+      </w:pPr>
+      <w:r>
+        <w:rPr>
+          <w:noProof/>
+          <w:rtl/>
         </w:rPr>
         <mc:AlternateContent>
           <mc:Choice Requires="wps">
             <w:drawing>
-              <wp:inline distT="0" distB="0" distL="0" distR="0" wp14:anchorId="3902A279">
+              <wp:inline distT="0" distB="0" distL="0" distR="0" wp14:anchorId="535DB2E2" wp14:editId="4CA47832">
                 <wp:extent cx="2865120" cy="5260975"/>
                 <wp:effectExtent l="0" t="4127" r="1587" b="1588"/>
                 <wp:docPr id="13" name="Picture 12"/>
+                <wp:cNvGraphicFramePr/>
                 <a:graphic xmlns:a="http://schemas.openxmlformats.org/drawingml/2006/main">
                   <a:graphicData uri="http://schemas.openxmlformats.org/drawingml/2006/picture">
                     <pic:pic xmlns:pic="http://schemas.openxmlformats.org/drawingml/2006/picture">
@@ -1498,8 +1354,8 @@
                         <pic:cNvPicPr/>
                       </pic:nvPicPr>
                       <pic:blipFill>
-                        <a:blip r:embed="rId6"/>
-                        <a:srcRect l="39972" t="249" r="19294" b="0"/>
+                        <a:blip r:embed="rId10"/>
+                        <a:srcRect l="39972" t="249" r="19294"/>
                         <a:stretch/>
                       </pic:blipFill>
                       <pic:spPr>
@@ -1521,10 +1377,10 @@
               </wp:inline>
             </w:drawing>
           </mc:Choice>
-          <mc:Fallback>
+          <mc:Fallback xmlns:pic="http://schemas.openxmlformats.org/drawingml/2006/picture">
             <w:pict>
               <v:shape id="shape_0" stroked="f" o:allowincell="f" style="position:absolute;margin-left:94.3pt;margin-top:-320.35pt;width:225.55pt;height:414.2pt;mso-wrap-style:none;v-text-anchor:middle;rotation:90;mso-position-vertical:top" wp14:anchorId="3902A279" type="_x0000_t75">
-                <v:imagedata r:id="rId7" o:detectmouseclick="t"/>
+                <v:imagedata r:id="rId11" o:detectmouseclick="t"/>
                 <v:stroke color="#3465a4" joinstyle="round" endcap="flat"/>
                 <w10:wrap type="square"/>
               </v:shape>
@@ -1533,31 +1389,10 @@
         </mc:AlternateContent>
       </w:r>
     </w:p>
-    <w:p>
-      <w:pPr>
-        <w:pStyle w:val="Normal"/>
-        <w:rPr/>
-      </w:pPr>
-      <w:r>
-        <w:rPr>
-          <w:rtl w:val="true"/>
-        </w:rPr>
-      </w:r>
-    </w:p>
-    <w:p>
-      <w:pPr>
-        <w:pStyle w:val="Normal"/>
-        <w:rPr/>
-      </w:pPr>
-      <w:r>
-        <w:rPr>
-          <w:rtl w:val="true"/>
-        </w:rPr>
-      </w:r>
-    </w:p>
-    <w:p>
-      <w:pPr>
-        <w:pStyle w:val="Normal"/>
+    <w:p/>
+    <w:p/>
+    <w:p>
+      <w:pPr>
         <w:rPr>
           <w:b/>
           <w:bCs/>
@@ -1568,20 +1403,19 @@
         <w:rPr>
           <w:rFonts w:hint="cs"/>
           <w:b/>
+          <w:bCs/>
+          <w:u w:val="single"/>
+          <w:rtl/>
+        </w:rPr>
+        <w:t>להפעלת המערכת ישנו מספר שלבים</w:t>
+      </w:r>
+      <w:r>
+        <w:rPr>
+          <w:rFonts w:hint="cs"/>
           <w:b/>
           <w:bCs/>
           <w:u w:val="single"/>
-          <w:rtl w:val="true"/>
-        </w:rPr>
-        <w:t>להפעלת המערכת ישנו מספר שלבים</w:t>
-      </w:r>
-      <w:r>
-        <w:rPr>
-          <w:rFonts w:hint="cs"/>
-          <w:b/>
-          <w:bCs/>
-          <w:u w:val="single"/>
-          <w:rtl w:val="true"/>
+          <w:rtl/>
         </w:rPr>
         <w:t>:</w:t>
       </w:r>
@@ -1593,53 +1427,46 @@
           <w:ilvl w:val="0"/>
           <w:numId w:val="1"/>
         </w:numPr>
-        <w:rPr/>
-      </w:pPr>
-      <w:r>
-        <w:rPr>
-          <w:rFonts w:hint="cs"/>
-          <w:rtl w:val="true"/>
+      </w:pPr>
+      <w:r>
+        <w:rPr>
+          <w:rFonts w:hint="cs"/>
+          <w:rtl/>
         </w:rPr>
         <w:t xml:space="preserve">הדלקת ספק </w:t>
       </w:r>
       <w:r>
-        <w:rPr/>
         <w:t>12V</w:t>
       </w:r>
       <w:r>
         <w:rPr>
           <w:rFonts w:hint="cs"/>
-          <w:rtl w:val="true"/>
-        </w:rPr>
-        <w:t>.</w:t>
-      </w:r>
-      <w:r>
-        <w:rPr>
-          <w:rFonts w:hint="cs"/>
-          <w:rtl w:val="true"/>
-        </w:rPr>
-        <w:t xml:space="preserve">ברגע שמדליקים את הספק כל הלדים של התחנות נדלקות </w:t>
-      </w:r>
-      <w:r>
-        <w:rPr>
-          <w:rFonts w:hint="cs"/>
-          <w:rtl w:val="true"/>
-        </w:rPr>
-        <w:t>(</w:t>
-      </w:r>
-      <w:r>
-        <w:rPr>
-          <w:rFonts w:hint="cs"/>
-          <w:rtl w:val="true"/>
-        </w:rPr>
-        <w:t>כאשר לד של תחנה נדלק אין מתח בפסים הרמזור אדום</w:t>
-      </w:r>
-      <w:r>
-        <w:rPr>
-          <w:rFonts w:hint="cs"/>
-          <w:rtl w:val="true"/>
-        </w:rPr>
-        <w:t>).</w:t>
+          <w:rtl/>
+        </w:rPr>
+        <w:t xml:space="preserve">.ברגע שמדליקים את הספק כל </w:t>
+      </w:r>
+      <w:proofErr w:type="spellStart"/>
+      <w:r>
+        <w:rPr>
+          <w:rFonts w:hint="cs"/>
+          <w:rtl/>
+        </w:rPr>
+        <w:t>הלדים</w:t>
+      </w:r>
+      <w:proofErr w:type="spellEnd"/>
+      <w:r>
+        <w:rPr>
+          <w:rFonts w:hint="cs"/>
+          <w:rtl/>
+        </w:rPr>
+        <w:t xml:space="preserve"> של </w:t>
+      </w:r>
+      <w:r>
+        <w:rPr>
+          <w:rFonts w:hint="cs"/>
+          <w:rtl/>
+        </w:rPr>
+        <w:t>התחנות נדלקות (כאשר לד של תחנה נדלק אין מתח בפסים הרמזור אדום).</w:t>
       </w:r>
     </w:p>
     <w:p>
@@ -1649,35 +1476,13 @@
           <w:ilvl w:val="0"/>
           <w:numId w:val="1"/>
         </w:numPr>
-        <w:rPr/>
-      </w:pPr>
-      <w:r>
-        <w:rPr>
-          <w:rFonts w:hint="cs"/>
-          <w:rtl w:val="true"/>
-        </w:rPr>
-        <w:t>בחירת תחנות</w:t>
-      </w:r>
-      <w:r>
-        <w:rPr>
-          <w:rFonts w:hint="cs"/>
-          <w:rtl w:val="true"/>
-        </w:rPr>
-        <w:t xml:space="preserve">. </w:t>
-      </w:r>
-      <w:r>
-        <w:rPr>
-          <w:rFonts w:hint="cs"/>
-          <w:rtl w:val="true"/>
-        </w:rPr>
-        <w:t>יש שתי כפתורים לבחירת תחנות ושנות את מצבם</w:t>
-      </w:r>
-      <w:r>
-        <w:rPr>
-          <w:rFonts w:hint="cs"/>
-          <w:rtl w:val="true"/>
-        </w:rPr>
-        <w:t>.</w:t>
+      </w:pPr>
+      <w:r>
+        <w:rPr>
+          <w:rFonts w:hint="cs"/>
+          <w:rtl/>
+        </w:rPr>
+        <w:t>בחירת תחנות. יש שתי כפתורים לבחירת תחנות ושנות את מצבם.</w:t>
       </w:r>
     </w:p>
     <w:p>
@@ -1687,46 +1492,16 @@
           <w:ilvl w:val="1"/>
           <w:numId w:val="2"/>
         </w:numPr>
-        <w:rPr/>
-      </w:pPr>
-      <w:r>
-        <w:rPr/>
+      </w:pPr>
+      <w:r>
         <w:t>NEXT</w:t>
       </w:r>
       <w:r>
         <w:rPr>
           <w:rFonts w:hint="cs"/>
-          <w:rtl w:val="true"/>
-        </w:rPr>
-        <w:t xml:space="preserve">: </w:t>
-      </w:r>
-      <w:r>
-        <w:rPr>
-          <w:rFonts w:hint="cs"/>
-          <w:rtl w:val="true"/>
-        </w:rPr>
-        <w:t xml:space="preserve">מאפשר לעבור לתחנה הבאה </w:t>
-      </w:r>
-      <w:r>
-        <w:rPr>
-          <w:rFonts w:hint="cs"/>
-          <w:rtl w:val="true"/>
-        </w:rPr>
-        <w:t>(</w:t>
-      </w:r>
-      <w:r>
-        <w:rPr>
-          <w:rFonts w:hint="cs"/>
-          <w:rtl w:val="true"/>
-        </w:rPr>
-        <w:t>מ</w:t>
-      </w:r>
-      <w:r>
-        <w:rPr>
-          <w:rFonts w:hint="cs"/>
-          <w:rtl w:val="true"/>
-        </w:rPr>
-        <w:t>-</w:t>
+          <w:rtl/>
+        </w:rPr>
+        <w:t>: מאפשר לעבור לתחנה הבאה (מ-</w:t>
       </w:r>
       <w:r>
         <w:rPr>
@@ -1737,23 +1512,9 @@
       <w:r>
         <w:rPr>
           <w:rFonts w:hint="cs"/>
-          <w:rtl w:val="true"/>
-        </w:rPr>
-        <w:t xml:space="preserve"> </w:t>
-      </w:r>
-      <w:r>
-        <w:rPr>
-          <w:rFonts w:hint="cs"/>
-          <w:rtl w:val="true"/>
-        </w:rPr>
-        <w:t>ל</w:t>
-      </w:r>
-      <w:r>
-        <w:rPr>
-          <w:rFonts w:hint="cs"/>
-          <w:rtl w:val="true"/>
-        </w:rPr>
-        <w:t>-</w:t>
+          <w:rtl/>
+        </w:rPr>
+        <w:t xml:space="preserve"> ל-</w:t>
       </w:r>
       <w:r>
         <w:rPr>
@@ -1764,16 +1525,9 @@
       <w:r>
         <w:rPr>
           <w:rFonts w:hint="cs"/>
-          <w:rtl w:val="true"/>
-        </w:rPr>
-        <w:t xml:space="preserve">...) </w:t>
-      </w:r>
-      <w:r>
-        <w:rPr>
-          <w:rFonts w:hint="cs"/>
-          <w:rtl w:val="true"/>
-        </w:rPr>
-        <w:t>וגם הופך את הרמזור לירוק</w:t>
+          <w:rtl/>
+        </w:rPr>
+        <w:t>...) וגם הופך את הרמזור לירוק</w:t>
       </w:r>
     </w:p>
     <w:p>
@@ -1783,46 +1537,16 @@
           <w:ilvl w:val="1"/>
           <w:numId w:val="2"/>
         </w:numPr>
-        <w:rPr/>
-      </w:pPr>
-      <w:r>
-        <w:rPr/>
+      </w:pPr>
+      <w:r>
         <w:t>TOGGLE</w:t>
       </w:r>
       <w:r>
         <w:rPr>
           <w:rFonts w:hint="cs"/>
-          <w:rtl w:val="true"/>
-        </w:rPr>
-        <w:t xml:space="preserve">: </w:t>
-      </w:r>
-      <w:r>
-        <w:rPr>
-          <w:rFonts w:hint="cs"/>
-          <w:rtl w:val="true"/>
-        </w:rPr>
-        <w:t xml:space="preserve">מאפשר לעבור מאור ירוק לאור לאדום </w:t>
-      </w:r>
-      <w:r>
-        <w:rPr>
-          <w:rFonts w:hint="cs"/>
-          <w:rtl w:val="true"/>
-        </w:rPr>
-        <w:t>(</w:t>
-      </w:r>
-      <w:r>
-        <w:rPr>
-          <w:rFonts w:hint="cs"/>
-          <w:rtl w:val="true"/>
-        </w:rPr>
-        <w:t>שינוי מצב התחנה</w:t>
-      </w:r>
-      <w:r>
-        <w:rPr>
-          <w:rFonts w:hint="cs"/>
-          <w:rtl w:val="true"/>
-        </w:rPr>
-        <w:t>).</w:t>
+          <w:rtl/>
+        </w:rPr>
+        <w:t>: מאפשר לעבור מאור ירוק לאור לאדום (שינוי מצב התחנה).</w:t>
       </w:r>
     </w:p>
     <w:p>
@@ -1832,53 +1556,30 @@
           <w:ilvl w:val="0"/>
           <w:numId w:val="1"/>
         </w:numPr>
-        <w:rPr/>
-      </w:pPr>
-      <w:r>
-        <w:rPr>
-          <w:rFonts w:hint="cs"/>
-          <w:rtl w:val="true"/>
-        </w:rPr>
-        <w:t>אישור סופי של בחירת תחנות</w:t>
-      </w:r>
-      <w:r>
-        <w:rPr>
-          <w:rFonts w:hint="cs"/>
-          <w:rtl w:val="true"/>
-        </w:rPr>
-        <w:t xml:space="preserve">. </w:t>
-      </w:r>
-      <w:r>
-        <w:rPr>
-          <w:rFonts w:hint="cs"/>
-          <w:rtl w:val="true"/>
-        </w:rPr>
-        <w:t xml:space="preserve">כאשר סיימנו לבחור את התחנות אם לוחצים </w:t>
-      </w:r>
-      <w:r>
-        <w:rPr/>
+      </w:pPr>
+      <w:r>
+        <w:rPr>
+          <w:rFonts w:hint="cs"/>
+          <w:rtl/>
+        </w:rPr>
+        <w:t>אישור סופ</w:t>
+      </w:r>
+      <w:r>
+        <w:rPr>
+          <w:rFonts w:hint="cs"/>
+          <w:rtl/>
+        </w:rPr>
+        <w:t xml:space="preserve">י של בחירת תחנות. כאשר סיימנו לבחור את התחנות אם לוחצים </w:t>
+      </w:r>
+      <w:r>
         <w:t>Double Click</w:t>
       </w:r>
       <w:r>
         <w:rPr>
           <w:rFonts w:hint="cs"/>
-          <w:rtl w:val="true"/>
-        </w:rPr>
-        <w:t xml:space="preserve"> </w:t>
-      </w:r>
-      <w:r>
-        <w:rPr>
-          <w:rFonts w:hint="cs"/>
-          <w:rtl w:val="true"/>
-        </w:rPr>
-        <w:t>על ה</w:t>
-      </w:r>
-      <w:r>
-        <w:rPr>
-          <w:rFonts w:hint="cs"/>
-          <w:rtl w:val="true"/>
-        </w:rPr>
-        <w:t>-</w:t>
+          <w:rtl/>
+        </w:rPr>
+        <w:t xml:space="preserve"> על ה-</w:t>
       </w:r>
       <w:r>
         <w:rPr>
@@ -1889,25 +1590,17 @@
       <w:r>
         <w:rPr>
           <w:rFonts w:hint="cs"/>
-          <w:rtl w:val="true"/>
-        </w:rPr>
-        <w:t xml:space="preserve"> </w:t>
-      </w:r>
-      <w:r>
-        <w:rPr>
-          <w:rFonts w:hint="cs"/>
-          <w:rtl w:val="true"/>
-        </w:rPr>
-        <w:t xml:space="preserve">אנו מאשרים את המסלול ולא ניתן לשנותו אלא על ידי ניתוק וחיבור הספק </w:t>
-      </w:r>
-      <w:r>
-        <w:rPr/>
+          <w:rtl/>
+        </w:rPr>
+        <w:t xml:space="preserve"> אנו מאשרים את המסלול ולא ניתן לשנותו אלא על ידי ניתוק וחיבור הספק </w:t>
+      </w:r>
+      <w:r>
         <w:t>12V</w:t>
       </w:r>
       <w:r>
         <w:rPr>
           <w:rFonts w:hint="cs"/>
-          <w:rtl w:val="true"/>
+          <w:rtl/>
         </w:rPr>
         <w:t>.</w:t>
       </w:r>
@@ -1919,21 +1612,13 @@
           <w:ilvl w:val="0"/>
           <w:numId w:val="1"/>
         </w:numPr>
-        <w:rPr/>
-      </w:pPr>
-      <w:r>
-        <w:rPr>
-          <w:rFonts w:hint="cs"/>
-          <w:rtl w:val="true"/>
-        </w:rPr>
-        <w:t>למקם את הקרונות לתחנות הרלוונטיות</w:t>
-      </w:r>
-      <w:r>
-        <w:rPr>
-          <w:rFonts w:hint="cs"/>
-          <w:rtl w:val="true"/>
-        </w:rPr>
-        <w:t>.</w:t>
+      </w:pPr>
+      <w:r>
+        <w:rPr>
+          <w:rFonts w:hint="cs"/>
+          <w:rtl/>
+        </w:rPr>
+        <w:t>למקם את הקרונות לתחנות הרלוונטיות.</w:t>
       </w:r>
     </w:p>
     <w:p>
@@ -1943,12 +1628,11 @@
           <w:ilvl w:val="0"/>
           <w:numId w:val="1"/>
         </w:numPr>
-        <w:rPr/>
-      </w:pPr>
-      <w:r>
-        <w:rPr>
-          <w:rFonts w:hint="cs"/>
-          <w:rtl w:val="true"/>
+      </w:pPr>
+      <w:r>
+        <w:rPr>
+          <w:rFonts w:hint="cs"/>
+          <w:rtl/>
         </w:rPr>
         <w:t xml:space="preserve">לחיצה על כפתור </w:t>
       </w:r>
@@ -1961,46 +1645,23 @@
       <w:r>
         <w:rPr>
           <w:rFonts w:hint="cs"/>
-          <w:rtl w:val="true"/>
-        </w:rPr>
-        <w:t xml:space="preserve"> </w:t>
-      </w:r>
-      <w:r>
-        <w:rPr>
-          <w:rFonts w:hint="cs"/>
-          <w:rtl w:val="true"/>
-        </w:rPr>
-        <w:t>של ה</w:t>
-      </w:r>
-      <w:r>
-        <w:rPr>
-          <w:rFonts w:hint="cs"/>
-          <w:rtl w:val="true"/>
-        </w:rPr>
-        <w:t>-</w:t>
-      </w:r>
-      <w:r>
-        <w:rPr/>
+          <w:rtl/>
+        </w:rPr>
+        <w:t xml:space="preserve"> של ה-</w:t>
+      </w:r>
+      <w:r>
         <w:t>CENTRAL</w:t>
       </w:r>
       <w:r>
         <w:rPr>
           <w:rFonts w:hint="cs"/>
-          <w:rtl w:val="true"/>
-        </w:rPr>
-        <w:t xml:space="preserve"> </w:t>
-      </w:r>
-      <w:r>
-        <w:rPr>
-          <w:rFonts w:hint="cs"/>
-          <w:rtl w:val="true"/>
-        </w:rPr>
-        <w:t>כדי לאפשר לתת מתח בפסים</w:t>
-      </w:r>
-    </w:p>
-    <w:p>
-      <w:pPr>
-        <w:pStyle w:val="Normal"/>
+          <w:rtl/>
+        </w:rPr>
+        <w:t xml:space="preserve"> כדי לאפשר לתת מתח בפסים</w:t>
+      </w:r>
+    </w:p>
+    <w:p>
+      <w:pPr>
         <w:rPr>
           <w:b/>
           <w:bCs/>
@@ -2013,19 +1674,26 @@
         <w:rPr>
           <w:rFonts w:hint="cs"/>
           <w:b/>
+          <w:bCs/>
+          <w:u w:val="single"/>
+          <w:rtl/>
+        </w:rPr>
+        <w:t xml:space="preserve">מספר </w:t>
+      </w:r>
+      <w:r>
+        <w:rPr>
+          <w:rFonts w:hint="cs"/>
           <w:b/>
           <w:bCs/>
           <w:u w:val="single"/>
-          <w:rtl w:val="true"/>
-        </w:rPr>
-        <w:t>מספר חיישן עם מספור מהמערכת הישנה</w:t>
-      </w:r>
-    </w:p>
-    <w:p>
-      <w:pPr>
-        <w:pStyle w:val="Normal"/>
+          <w:rtl/>
+        </w:rPr>
+        <w:t>חיישן עם מספור מהמערכת הישנה</w:t>
+      </w:r>
+    </w:p>
+    <w:p>
+      <w:pPr>
         <w:bidi w:val="0"/>
-        <w:jc w:val="start"/>
         <w:rPr>
           <w:sz w:val="20"/>
           <w:szCs w:val="20"/>
@@ -2040,11 +1708,11 @@
       </w:r>
       <w:r>
         <w:rPr>
-          <w:rFonts w:eastAsia="Wingdings" w:cs="Wingdings" w:ascii="Wingdings" w:hAnsi="Wingdings"/>
+          <w:rFonts w:ascii="Wingdings" w:eastAsia="Wingdings" w:hAnsi="Wingdings" w:cs="Wingdings"/>
           <w:sz w:val="20"/>
           <w:szCs w:val="20"/>
         </w:rPr>
-        <w:sym w:font="Wingdings" w:char="f0e0"/>
+        <w:sym w:font="Wingdings" w:char="F0E0"/>
       </w:r>
       <w:r>
         <w:rPr>
@@ -2064,9 +1732,7 @@
     </w:p>
     <w:p>
       <w:pPr>
-        <w:pStyle w:val="Normal"/>
         <w:bidi w:val="0"/>
-        <w:jc w:val="start"/>
         <w:rPr>
           <w:sz w:val="20"/>
           <w:szCs w:val="20"/>
@@ -2081,11 +1747,11 @@
       </w:r>
       <w:r>
         <w:rPr>
-          <w:rFonts w:eastAsia="Wingdings" w:cs="Wingdings" w:ascii="Wingdings" w:hAnsi="Wingdings"/>
+          <w:rFonts w:ascii="Wingdings" w:eastAsia="Wingdings" w:hAnsi="Wingdings" w:cs="Wingdings"/>
           <w:sz w:val="20"/>
           <w:szCs w:val="20"/>
         </w:rPr>
-        <w:sym w:font="Wingdings" w:char="f0e0"/>
+        <w:sym w:font="Wingdings" w:char="F0E0"/>
       </w:r>
       <w:r>
         <w:rPr>
@@ -2105,9 +1771,7 @@
     </w:p>
     <w:p>
       <w:pPr>
-        <w:pStyle w:val="Normal"/>
         <w:bidi w:val="0"/>
-        <w:jc w:val="start"/>
         <w:rPr>
           <w:sz w:val="20"/>
           <w:szCs w:val="20"/>
@@ -2122,11 +1786,11 @@
       </w:r>
       <w:r>
         <w:rPr>
-          <w:rFonts w:eastAsia="Wingdings" w:cs="Wingdings" w:ascii="Wingdings" w:hAnsi="Wingdings"/>
+          <w:rFonts w:ascii="Wingdings" w:eastAsia="Wingdings" w:hAnsi="Wingdings" w:cs="Wingdings"/>
           <w:sz w:val="20"/>
           <w:szCs w:val="20"/>
         </w:rPr>
-        <w:sym w:font="Wingdings" w:char="f0e0"/>
+        <w:sym w:font="Wingdings" w:char="F0E0"/>
       </w:r>
       <w:r>
         <w:rPr>
@@ -2146,9 +1810,7 @@
     </w:p>
     <w:p>
       <w:pPr>
-        <w:pStyle w:val="Normal"/>
         <w:bidi w:val="0"/>
-        <w:jc w:val="start"/>
         <w:rPr>
           <w:sz w:val="20"/>
           <w:szCs w:val="20"/>
@@ -2163,11 +1825,11 @@
       </w:r>
       <w:r>
         <w:rPr>
-          <w:rFonts w:eastAsia="Wingdings" w:cs="Wingdings" w:ascii="Wingdings" w:hAnsi="Wingdings"/>
+          <w:rFonts w:ascii="Wingdings" w:eastAsia="Wingdings" w:hAnsi="Wingdings" w:cs="Wingdings"/>
           <w:sz w:val="20"/>
           <w:szCs w:val="20"/>
         </w:rPr>
-        <w:sym w:font="Wingdings" w:char="f0e0"/>
+        <w:sym w:font="Wingdings" w:char="F0E0"/>
       </w:r>
       <w:r>
         <w:rPr>
@@ -2187,9 +1849,7 @@
     </w:p>
     <w:p>
       <w:pPr>
-        <w:pStyle w:val="Normal"/>
         <w:bidi w:val="0"/>
-        <w:jc w:val="start"/>
         <w:rPr>
           <w:sz w:val="20"/>
           <w:szCs w:val="20"/>
@@ -2204,11 +1864,11 @@
       </w:r>
       <w:r>
         <w:rPr>
-          <w:rFonts w:eastAsia="Wingdings" w:cs="Wingdings" w:ascii="Wingdings" w:hAnsi="Wingdings"/>
+          <w:rFonts w:ascii="Wingdings" w:eastAsia="Wingdings" w:hAnsi="Wingdings" w:cs="Wingdings"/>
           <w:sz w:val="20"/>
           <w:szCs w:val="20"/>
         </w:rPr>
-        <w:sym w:font="Wingdings" w:char="f0e0"/>
+        <w:sym w:font="Wingdings" w:char="F0E0"/>
       </w:r>
       <w:r>
         <w:rPr>
@@ -2228,238 +1888,137 @@
     </w:p>
     <w:p>
       <w:pPr>
-        <w:pStyle w:val="Normal"/>
-        <w:spacing w:before="0" w:after="160"/>
         <w:rPr>
           <w:b/>
           <w:bCs/>
           <w:u w:val="single"/>
         </w:rPr>
       </w:pPr>
-      <w:r>
-        <w:rPr>
-          <w:b/>
-          <w:bCs/>
-          <w:u w:val="single"/>
-          <w:rtl w:val="true"/>
-        </w:rPr>
-      </w:r>
     </w:p>
     <w:sectPr>
-      <w:headerReference w:type="even" r:id="rId8"/>
-      <w:headerReference w:type="default" r:id="rId9"/>
-      <w:headerReference w:type="first" r:id="rId10"/>
-      <w:type w:val="nextPage"/>
+      <w:headerReference w:type="even" r:id="rId12"/>
+      <w:headerReference w:type="default" r:id="rId13"/>
+      <w:headerReference w:type="first" r:id="rId14"/>
       <w:pgSz w:w="11906" w:h="16838"/>
-      <w:pgMar w:left="1800" w:right="1800" w:gutter="0" w:header="708" w:top="1440" w:footer="0" w:bottom="1440"/>
-      <w:pgNumType w:fmt="decimal"/>
-      <w:formProt w:val="false"/>
-      <w:textDirection w:val="lrTb"/>
+      <w:pgMar w:top="1440" w:right="1800" w:bottom="1440" w:left="1800" w:header="708" w:footer="0" w:gutter="0"/>
+      <w:cols w:space="720"/>
+      <w:formProt w:val="0"/>
       <w:bidi/>
       <w:rtlGutter/>
-      <w:docGrid w:type="default" w:linePitch="360" w:charSpace="0"/>
+      <w:docGrid w:linePitch="360"/>
     </w:sectPr>
   </w:body>
 </w:document>
 </file>
 
+<file path=word/endnotes.xml><?xml version="1.0" encoding="utf-8"?>
+<w:endnotes xmlns:wpc="http://schemas.microsoft.com/office/word/2010/wordprocessingCanvas" xmlns:cx="http://schemas.microsoft.com/office/drawing/2014/chartex" xmlns:cx1="http://schemas.microsoft.com/office/drawing/2015/9/8/chartex" xmlns:cx2="http://schemas.microsoft.com/office/drawing/2015/10/21/chartex" xmlns:cx3="http://schemas.microsoft.com/office/drawing/2016/5/9/chartex" xmlns:cx4="http://schemas.microsoft.com/office/drawing/2016/5/10/chartex" xmlns:cx5="http://schemas.microsoft.com/office/drawing/2016/5/11/chartex" xmlns:cx6="http://schemas.microsoft.com/office/drawing/2016/5/12/chartex" xmlns:cx7="http://schemas.microsoft.com/office/drawing/2016/5/13/chartex" xmlns:cx8="http://schemas.microsoft.com/office/drawing/2016/5/14/chartex" xmlns:mc="http://schemas.openxmlformats.org/markup-compatibility/2006" xmlns:aink="http://schemas.microsoft.com/office/drawing/2016/ink" xmlns:am3d="http://schemas.microsoft.com/office/drawing/2017/model3d" xmlns:o="urn:schemas-microsoft-com:office:office" xmlns:r="http://schemas.openxmlformats.org/officeDocument/2006/relationships" xmlns:m="http://schemas.openxmlformats.org/officeDocument/2006/math" xmlns:v="urn:schemas-microsoft-com:vml" xmlns:wp14="http://schemas.microsoft.com/office/word/2010/wordprocessingDrawing" xmlns:wp="http://schemas.openxmlformats.org/drawingml/2006/wordprocessingDrawing" xmlns:w10="urn:schemas-microsoft-com:office:word" xmlns:w="http://schemas.openxmlformats.org/wordprocessingml/2006/main" xmlns:w14="http://schemas.microsoft.com/office/word/2010/wordml" xmlns:w15="http://schemas.microsoft.com/office/word/2012/wordml" xmlns:w16cex="http://schemas.microsoft.com/office/word/2018/wordml/cex" xmlns:w16cid="http://schemas.microsoft.com/office/word/2016/wordml/cid" xmlns:w16="http://schemas.microsoft.com/office/word/2018/wordml" xmlns:w16sdtdh="http://schemas.microsoft.com/office/word/2020/wordml/sdtdatahash" xmlns:w16se="http://schemas.microsoft.com/office/word/2015/wordml/symex" xmlns:wpg="http://schemas.microsoft.com/office/word/2010/wordprocessingGroup" xmlns:wpi="http://schemas.microsoft.com/office/word/2010/wordprocessingInk" xmlns:wne="http://schemas.microsoft.com/office/word/2006/wordml" xmlns:wps="http://schemas.microsoft.com/office/word/2010/wordprocessingShape" mc:Ignorable="w14 w15 w16se w16cid w16 w16cex w16sdtdh wp14">
+  <w:endnote w:type="separator" w:id="-1">
+    <w:p>
+      <w:pPr>
+        <w:spacing w:after="0" w:line="240" w:lineRule="auto"/>
+      </w:pPr>
+      <w:r>
+        <w:separator/>
+      </w:r>
+    </w:p>
+  </w:endnote>
+  <w:endnote w:type="continuationSeparator" w:id="0">
+    <w:p>
+      <w:pPr>
+        <w:spacing w:after="0" w:line="240" w:lineRule="auto"/>
+      </w:pPr>
+      <w:r>
+        <w:continuationSeparator/>
+      </w:r>
+    </w:p>
+  </w:endnote>
+</w:endnotes>
+</file>
+
+<file path=word/footnotes.xml><?xml version="1.0" encoding="utf-8"?>
+<w:footnotes xmlns:wpc="http://schemas.microsoft.com/office/word/2010/wordprocessingCanvas" xmlns:cx="http://schemas.microsoft.com/office/drawing/2014/chartex" xmlns:cx1="http://schemas.microsoft.com/office/drawing/2015/9/8/chartex" xmlns:cx2="http://schemas.microsoft.com/office/drawing/2015/10/21/chartex" xmlns:cx3="http://schemas.microsoft.com/office/drawing/2016/5/9/chartex" xmlns:cx4="http://schemas.microsoft.com/office/drawing/2016/5/10/chartex" xmlns:cx5="http://schemas.microsoft.com/office/drawing/2016/5/11/chartex" xmlns:cx6="http://schemas.microsoft.com/office/drawing/2016/5/12/chartex" xmlns:cx7="http://schemas.microsoft.com/office/drawing/2016/5/13/chartex" xmlns:cx8="http://schemas.microsoft.com/office/drawing/2016/5/14/chartex" xmlns:mc="http://schemas.openxmlformats.org/markup-compatibility/2006" xmlns:aink="http://schemas.microsoft.com/office/drawing/2016/ink" xmlns:am3d="http://schemas.microsoft.com/office/drawing/2017/model3d" xmlns:o="urn:schemas-microsoft-com:office:office" xmlns:r="http://schemas.openxmlformats.org/officeDocument/2006/relationships" xmlns:m="http://schemas.openxmlformats.org/officeDocument/2006/math" xmlns:v="urn:schemas-microsoft-com:vml" xmlns:wp14="http://schemas.microsoft.com/office/word/2010/wordprocessingDrawing" xmlns:wp="http://schemas.openxmlformats.org/drawingml/2006/wordprocessingDrawing" xmlns:w10="urn:schemas-microsoft-com:office:word" xmlns:w="http://schemas.openxmlformats.org/wordprocessingml/2006/main" xmlns:w14="http://schemas.microsoft.com/office/word/2010/wordml" xmlns:w15="http://schemas.microsoft.com/office/word/2012/wordml" xmlns:w16cex="http://schemas.microsoft.com/office/word/2018/wordml/cex" xmlns:w16cid="http://schemas.microsoft.com/office/word/2016/wordml/cid" xmlns:w16="http://schemas.microsoft.com/office/word/2018/wordml" xmlns:w16sdtdh="http://schemas.microsoft.com/office/word/2020/wordml/sdtdatahash" xmlns:w16se="http://schemas.microsoft.com/office/word/2015/wordml/symex" xmlns:wpg="http://schemas.microsoft.com/office/word/2010/wordprocessingGroup" xmlns:wpi="http://schemas.microsoft.com/office/word/2010/wordprocessingInk" xmlns:wne="http://schemas.microsoft.com/office/word/2006/wordml" xmlns:wps="http://schemas.microsoft.com/office/word/2010/wordprocessingShape" mc:Ignorable="w14 w15 w16se w16cid w16 w16cex w16sdtdh wp14">
+  <w:footnote w:type="separator" w:id="-1">
+    <w:p>
+      <w:pPr>
+        <w:spacing w:after="0" w:line="240" w:lineRule="auto"/>
+      </w:pPr>
+      <w:r>
+        <w:separator/>
+      </w:r>
+    </w:p>
+  </w:footnote>
+  <w:footnote w:type="continuationSeparator" w:id="0">
+    <w:p>
+      <w:pPr>
+        <w:spacing w:after="0" w:line="240" w:lineRule="auto"/>
+      </w:pPr>
+      <w:r>
+        <w:continuationSeparator/>
+      </w:r>
+    </w:p>
+  </w:footnote>
+</w:footnotes>
+</file>
+
 <file path=word/header1.xml><?xml version="1.0" encoding="utf-8"?>
-<w:hdr xmlns:o="urn:schemas-microsoft-com:office:office" xmlns:r="http://schemas.openxmlformats.org/officeDocument/2006/relationships" xmlns:v="urn:schemas-microsoft-com:vml" xmlns:w="http://schemas.openxmlformats.org/wordprocessingml/2006/main" xmlns:w10="urn:schemas-microsoft-com:office:word" xmlns:wp="http://schemas.openxmlformats.org/drawingml/2006/wordprocessingDrawing" xmlns:pic="http://schemas.openxmlformats.org/drawingml/2006/picture" xmlns:wps="http://schemas.microsoft.com/office/word/2010/wordprocessingShape" xmlns:wpg="http://schemas.microsoft.com/office/word/2010/wordprocessingGroup" xmlns:mc="http://schemas.openxmlformats.org/markup-compatibility/2006" xmlns:wp14="http://schemas.microsoft.com/office/word/2010/wordprocessingDrawing" xmlns:w14="http://schemas.microsoft.com/office/word/2010/wordml" xmlns:w15="http://schemas.microsoft.com/office/word/2012/wordml" mc:Ignorable="w14 wp14 w15">
+<w:hdr xmlns:wpc="http://schemas.microsoft.com/office/word/2010/wordprocessingCanvas" xmlns:cx="http://schemas.microsoft.com/office/drawing/2014/chartex" xmlns:cx1="http://schemas.microsoft.com/office/drawing/2015/9/8/chartex" xmlns:cx2="http://schemas.microsoft.com/office/drawing/2015/10/21/chartex" xmlns:cx3="http://schemas.microsoft.com/office/drawing/2016/5/9/chartex" xmlns:cx4="http://schemas.microsoft.com/office/drawing/2016/5/10/chartex" xmlns:cx5="http://schemas.microsoft.com/office/drawing/2016/5/11/chartex" xmlns:cx6="http://schemas.microsoft.com/office/drawing/2016/5/12/chartex" xmlns:cx7="http://schemas.microsoft.com/office/drawing/2016/5/13/chartex" xmlns:cx8="http://schemas.microsoft.com/office/drawing/2016/5/14/chartex" xmlns:mc="http://schemas.openxmlformats.org/markup-compatibility/2006" xmlns:aink="http://schemas.microsoft.com/office/drawing/2016/ink" xmlns:am3d="http://schemas.microsoft.com/office/drawing/2017/model3d" xmlns:o="urn:schemas-microsoft-com:office:office" xmlns:r="http://schemas.openxmlformats.org/officeDocument/2006/relationships" xmlns:m="http://schemas.openxmlformats.org/officeDocument/2006/math" xmlns:v="urn:schemas-microsoft-com:vml" xmlns:wp14="http://schemas.microsoft.com/office/word/2010/wordprocessingDrawing" xmlns:wp="http://schemas.openxmlformats.org/drawingml/2006/wordprocessingDrawing" xmlns:w10="urn:schemas-microsoft-com:office:word" xmlns:w="http://schemas.openxmlformats.org/wordprocessingml/2006/main" xmlns:w14="http://schemas.microsoft.com/office/word/2010/wordml" xmlns:w15="http://schemas.microsoft.com/office/word/2012/wordml" xmlns:w16cex="http://schemas.microsoft.com/office/word/2018/wordml/cex" xmlns:w16cid="http://schemas.microsoft.com/office/word/2016/wordml/cid" xmlns:w16="http://schemas.microsoft.com/office/word/2018/wordml" xmlns:w16sdtdh="http://schemas.microsoft.com/office/word/2020/wordml/sdtdatahash" xmlns:w16se="http://schemas.microsoft.com/office/word/2015/wordml/symex" xmlns:wpg="http://schemas.microsoft.com/office/word/2010/wordprocessingGroup" xmlns:wpi="http://schemas.microsoft.com/office/word/2010/wordprocessingInk" xmlns:wne="http://schemas.microsoft.com/office/word/2006/wordml" xmlns:wps="http://schemas.microsoft.com/office/word/2010/wordprocessingShape" mc:Ignorable="w14 w15 w16se w16cid w16 w16cex w16sdtdh wp14">
   <w:p>
     <w:pPr>
       <w:pStyle w:val="Header"/>
-      <w:rPr/>
     </w:pPr>
-    <w:r>
-      <w:rPr>
-        <w:rtl w:val="true"/>
-      </w:rPr>
-    </w:r>
   </w:p>
 </w:hdr>
 </file>
 
 <file path=word/header2.xml><?xml version="1.0" encoding="utf-8"?>
-<w:hdr xmlns:o="urn:schemas-microsoft-com:office:office" xmlns:r="http://schemas.openxmlformats.org/officeDocument/2006/relationships" xmlns:v="urn:schemas-microsoft-com:vml" xmlns:w="http://schemas.openxmlformats.org/wordprocessingml/2006/main" xmlns:w10="urn:schemas-microsoft-com:office:word" xmlns:wp="http://schemas.openxmlformats.org/drawingml/2006/wordprocessingDrawing" xmlns:pic="http://schemas.openxmlformats.org/drawingml/2006/picture" xmlns:wps="http://schemas.microsoft.com/office/word/2010/wordprocessingShape" xmlns:wpg="http://schemas.microsoft.com/office/word/2010/wordprocessingGroup" xmlns:mc="http://schemas.openxmlformats.org/markup-compatibility/2006" xmlns:wp14="http://schemas.microsoft.com/office/word/2010/wordprocessingDrawing" xmlns:w14="http://schemas.microsoft.com/office/word/2010/wordml" xmlns:w15="http://schemas.microsoft.com/office/word/2012/wordml" mc:Ignorable="w14 wp14 w15">
+<w:hdr xmlns:wpc="http://schemas.microsoft.com/office/word/2010/wordprocessingCanvas" xmlns:cx="http://schemas.microsoft.com/office/drawing/2014/chartex" xmlns:cx1="http://schemas.microsoft.com/office/drawing/2015/9/8/chartex" xmlns:cx2="http://schemas.microsoft.com/office/drawing/2015/10/21/chartex" xmlns:cx3="http://schemas.microsoft.com/office/drawing/2016/5/9/chartex" xmlns:cx4="http://schemas.microsoft.com/office/drawing/2016/5/10/chartex" xmlns:cx5="http://schemas.microsoft.com/office/drawing/2016/5/11/chartex" xmlns:cx6="http://schemas.microsoft.com/office/drawing/2016/5/12/chartex" xmlns:cx7="http://schemas.microsoft.com/office/drawing/2016/5/13/chartex" xmlns:cx8="http://schemas.microsoft.com/office/drawing/2016/5/14/chartex" xmlns:mc="http://schemas.openxmlformats.org/markup-compatibility/2006" xmlns:aink="http://schemas.microsoft.com/office/drawing/2016/ink" xmlns:am3d="http://schemas.microsoft.com/office/drawing/2017/model3d" xmlns:o="urn:schemas-microsoft-com:office:office" xmlns:r="http://schemas.openxmlformats.org/officeDocument/2006/relationships" xmlns:m="http://schemas.openxmlformats.org/officeDocument/2006/math" xmlns:v="urn:schemas-microsoft-com:vml" xmlns:wp14="http://schemas.microsoft.com/office/word/2010/wordprocessingDrawing" xmlns:wp="http://schemas.openxmlformats.org/drawingml/2006/wordprocessingDrawing" xmlns:w10="urn:schemas-microsoft-com:office:word" xmlns:w="http://schemas.openxmlformats.org/wordprocessingml/2006/main" xmlns:w14="http://schemas.microsoft.com/office/word/2010/wordml" xmlns:w15="http://schemas.microsoft.com/office/word/2012/wordml" xmlns:w16cex="http://schemas.microsoft.com/office/word/2018/wordml/cex" xmlns:w16cid="http://schemas.microsoft.com/office/word/2016/wordml/cid" xmlns:w16="http://schemas.microsoft.com/office/word/2018/wordml" xmlns:w16sdtdh="http://schemas.microsoft.com/office/word/2020/wordml/sdtdatahash" xmlns:w16se="http://schemas.microsoft.com/office/word/2015/wordml/symex" xmlns:wpg="http://schemas.microsoft.com/office/word/2010/wordprocessingGroup" xmlns:wpi="http://schemas.microsoft.com/office/word/2010/wordprocessingInk" xmlns:wne="http://schemas.microsoft.com/office/word/2006/wordml" xmlns:wps="http://schemas.microsoft.com/office/word/2010/wordprocessingShape" mc:Ignorable="w14 w15 w16se w16cid w16 w16cex w16sdtdh wp14">
   <w:p>
     <w:pPr>
       <w:pStyle w:val="Header"/>
-      <w:rPr>
-        <w:rFonts w:hint="cs"/>
-      </w:rPr>
     </w:pPr>
-    <w:r>
-      <w:rPr>
-        <w:rtl w:val="true"/>
-      </w:rPr>
-    </w:r>
   </w:p>
 </w:hdr>
 </file>
 
 <file path=word/header3.xml><?xml version="1.0" encoding="utf-8"?>
-<w:hdr xmlns:o="urn:schemas-microsoft-com:office:office" xmlns:r="http://schemas.openxmlformats.org/officeDocument/2006/relationships" xmlns:v="urn:schemas-microsoft-com:vml" xmlns:w="http://schemas.openxmlformats.org/wordprocessingml/2006/main" xmlns:w10="urn:schemas-microsoft-com:office:word" xmlns:wp="http://schemas.openxmlformats.org/drawingml/2006/wordprocessingDrawing" xmlns:pic="http://schemas.openxmlformats.org/drawingml/2006/picture" xmlns:wps="http://schemas.microsoft.com/office/word/2010/wordprocessingShape" xmlns:wpg="http://schemas.microsoft.com/office/word/2010/wordprocessingGroup" xmlns:mc="http://schemas.openxmlformats.org/markup-compatibility/2006" xmlns:wp14="http://schemas.microsoft.com/office/word/2010/wordprocessingDrawing" xmlns:w14="http://schemas.microsoft.com/office/word/2010/wordml" xmlns:w15="http://schemas.microsoft.com/office/word/2012/wordml" mc:Ignorable="w14 wp14 w15">
+<w:hdr xmlns:wpc="http://schemas.microsoft.com/office/word/2010/wordprocessingCanvas" xmlns:cx="http://schemas.microsoft.com/office/drawing/2014/chartex" xmlns:cx1="http://schemas.microsoft.com/office/drawing/2015/9/8/chartex" xmlns:cx2="http://schemas.microsoft.com/office/drawing/2015/10/21/chartex" xmlns:cx3="http://schemas.microsoft.com/office/drawing/2016/5/9/chartex" xmlns:cx4="http://schemas.microsoft.com/office/drawing/2016/5/10/chartex" xmlns:cx5="http://schemas.microsoft.com/office/drawing/2016/5/11/chartex" xmlns:cx6="http://schemas.microsoft.com/office/drawing/2016/5/12/chartex" xmlns:cx7="http://schemas.microsoft.com/office/drawing/2016/5/13/chartex" xmlns:cx8="http://schemas.microsoft.com/office/drawing/2016/5/14/chartex" xmlns:mc="http://schemas.openxmlformats.org/markup-compatibility/2006" xmlns:aink="http://schemas.microsoft.com/office/drawing/2016/ink" xmlns:am3d="http://schemas.microsoft.com/office/drawing/2017/model3d" xmlns:o="urn:schemas-microsoft-com:office:office" xmlns:r="http://schemas.openxmlformats.org/officeDocument/2006/relationships" xmlns:m="http://schemas.openxmlformats.org/officeDocument/2006/math" xmlns:v="urn:schemas-microsoft-com:vml" xmlns:wp14="http://schemas.microsoft.com/office/word/2010/wordprocessingDrawing" xmlns:wp="http://schemas.openxmlformats.org/drawingml/2006/wordprocessingDrawing" xmlns:w10="urn:schemas-microsoft-com:office:word" xmlns:w="http://schemas.openxmlformats.org/wordprocessingml/2006/main" xmlns:w14="http://schemas.microsoft.com/office/word/2010/wordml" xmlns:w15="http://schemas.microsoft.com/office/word/2012/wordml" xmlns:w16cex="http://schemas.microsoft.com/office/word/2018/wordml/cex" xmlns:w16cid="http://schemas.microsoft.com/office/word/2016/wordml/cid" xmlns:w16="http://schemas.microsoft.com/office/word/2018/wordml" xmlns:w16sdtdh="http://schemas.microsoft.com/office/word/2020/wordml/sdtdatahash" xmlns:w16se="http://schemas.microsoft.com/office/word/2015/wordml/symex" xmlns:wpg="http://schemas.microsoft.com/office/word/2010/wordprocessingGroup" xmlns:wpi="http://schemas.microsoft.com/office/word/2010/wordprocessingInk" xmlns:wne="http://schemas.microsoft.com/office/word/2006/wordml" xmlns:wps="http://schemas.microsoft.com/office/word/2010/wordprocessingShape" mc:Ignorable="w14 w15 w16se w16cid w16 w16cex w16sdtdh wp14">
   <w:p>
     <w:pPr>
       <w:pStyle w:val="Header"/>
-      <w:rPr>
-        <w:rFonts w:hint="cs"/>
-      </w:rPr>
     </w:pPr>
-    <w:r>
-      <w:rPr>
-        <w:rtl w:val="true"/>
-      </w:rPr>
-    </w:r>
   </w:p>
 </w:hdr>
 </file>
 
 <file path=word/numbering.xml><?xml version="1.0" encoding="utf-8"?>
-<w:numbering xmlns:w="http://schemas.openxmlformats.org/wordprocessingml/2006/main" xmlns:o="urn:schemas-microsoft-com:office:office" xmlns:r="http://schemas.openxmlformats.org/officeDocument/2006/relationships" xmlns:v="urn:schemas-microsoft-com:vml" xmlns:mc="http://schemas.openxmlformats.org/markup-compatibility/2006" xmlns:w14="http://schemas.microsoft.com/office/word/2010/wordml" mc:Ignorable="w14">
-  <w:abstractNum w:abstractNumId="1">
+<w:numbering xmlns:wpc="http://schemas.microsoft.com/office/word/2010/wordprocessingCanvas" xmlns:cx="http://schemas.microsoft.com/office/drawing/2014/chartex" xmlns:cx1="http://schemas.microsoft.com/office/drawing/2015/9/8/chartex" xmlns:cx2="http://schemas.microsoft.com/office/drawing/2015/10/21/chartex" xmlns:cx3="http://schemas.microsoft.com/office/drawing/2016/5/9/chartex" xmlns:cx4="http://schemas.microsoft.com/office/drawing/2016/5/10/chartex" xmlns:cx5="http://schemas.microsoft.com/office/drawing/2016/5/11/chartex" xmlns:cx6="http://schemas.microsoft.com/office/drawing/2016/5/12/chartex" xmlns:cx7="http://schemas.microsoft.com/office/drawing/2016/5/13/chartex" xmlns:cx8="http://schemas.microsoft.com/office/drawing/2016/5/14/chartex" xmlns:mc="http://schemas.openxmlformats.org/markup-compatibility/2006" xmlns:aink="http://schemas.microsoft.com/office/drawing/2016/ink" xmlns:am3d="http://schemas.microsoft.com/office/drawing/2017/model3d" xmlns:o="urn:schemas-microsoft-com:office:office" xmlns:r="http://schemas.openxmlformats.org/officeDocument/2006/relationships" xmlns:m="http://schemas.openxmlformats.org/officeDocument/2006/math" xmlns:v="urn:schemas-microsoft-com:vml" xmlns:wp14="http://schemas.microsoft.com/office/word/2010/wordprocessingDrawing" xmlns:wp="http://schemas.openxmlformats.org/drawingml/2006/wordprocessingDrawing" xmlns:w10="urn:schemas-microsoft-com:office:word" xmlns:w="http://schemas.openxmlformats.org/wordprocessingml/2006/main" xmlns:w14="http://schemas.microsoft.com/office/word/2010/wordml" xmlns:w15="http://schemas.microsoft.com/office/word/2012/wordml" xmlns:w16cex="http://schemas.microsoft.com/office/word/2018/wordml/cex" xmlns:w16cid="http://schemas.microsoft.com/office/word/2016/wordml/cid" xmlns:w16="http://schemas.microsoft.com/office/word/2018/wordml" xmlns:w16sdtdh="http://schemas.microsoft.com/office/word/2020/wordml/sdtdatahash" xmlns:w16se="http://schemas.microsoft.com/office/word/2015/wordml/symex" xmlns:wpg="http://schemas.microsoft.com/office/word/2010/wordprocessingGroup" xmlns:wpi="http://schemas.microsoft.com/office/word/2010/wordprocessingInk" xmlns:wne="http://schemas.microsoft.com/office/word/2006/wordml" xmlns:wps="http://schemas.microsoft.com/office/word/2010/wordprocessingShape" mc:Ignorable="w14 w15 w16se w16cid w16 w16cex w16sdtdh wp14">
+  <w:abstractNum w:abstractNumId="0" w15:restartNumberingAfterBreak="0">
+    <w:nsid w:val="17CF1BA1"/>
+    <w:multiLevelType w:val="multilevel"/>
+    <w:tmpl w:val="4BAC871C"/>
     <w:lvl w:ilvl="0">
       <w:start w:val="1"/>
       <w:numFmt w:val="decimal"/>
       <w:lvlText w:val="%1."/>
-      <w:lvlJc w:val="start"/>
+      <w:lvlJc w:val="left"/>
       <w:pPr>
         <w:tabs>
           <w:tab w:val="num" w:pos="0"/>
         </w:tabs>
-        <w:ind w:start="720" w:hanging="360"/>
-      </w:pPr>
-      <w:rPr/>
-    </w:lvl>
-    <w:lvl w:ilvl="1">
-      <w:start w:val="1"/>
-      <w:numFmt w:val="decimal"/>
-      <w:lvlText w:val="%2."/>
-      <w:lvlJc w:val="start"/>
-      <w:pPr>
-        <w:tabs>
-          <w:tab w:val="num" w:pos="0"/>
-        </w:tabs>
-        <w:ind w:start="1440" w:hanging="360"/>
-      </w:pPr>
-      <w:rPr/>
-    </w:lvl>
-    <w:lvl w:ilvl="2">
-      <w:start w:val="1"/>
-      <w:numFmt w:val="lowerRoman"/>
-      <w:lvlText w:val="%3."/>
-      <w:lvlJc w:val="end"/>
-      <w:pPr>
-        <w:tabs>
-          <w:tab w:val="num" w:pos="0"/>
-        </w:tabs>
-        <w:ind w:start="2160" w:hanging="180"/>
-      </w:pPr>
-      <w:rPr/>
-    </w:lvl>
-    <w:lvl w:ilvl="3">
-      <w:start w:val="1"/>
-      <w:numFmt w:val="decimal"/>
-      <w:lvlText w:val="%4."/>
-      <w:lvlJc w:val="start"/>
-      <w:pPr>
-        <w:tabs>
-          <w:tab w:val="num" w:pos="0"/>
-        </w:tabs>
-        <w:ind w:start="2880" w:hanging="360"/>
-      </w:pPr>
-      <w:rPr/>
-    </w:lvl>
-    <w:lvl w:ilvl="4">
-      <w:start w:val="1"/>
-      <w:numFmt w:val="lowerLetter"/>
-      <w:lvlText w:val="%5."/>
-      <w:lvlJc w:val="start"/>
-      <w:pPr>
-        <w:tabs>
-          <w:tab w:val="num" w:pos="0"/>
-        </w:tabs>
-        <w:ind w:start="3600" w:hanging="360"/>
-      </w:pPr>
-      <w:rPr/>
-    </w:lvl>
-    <w:lvl w:ilvl="5">
-      <w:start w:val="1"/>
-      <w:numFmt w:val="lowerRoman"/>
-      <w:lvlText w:val="%6."/>
-      <w:lvlJc w:val="end"/>
-      <w:pPr>
-        <w:tabs>
-          <w:tab w:val="num" w:pos="0"/>
-        </w:tabs>
-        <w:ind w:start="4320" w:hanging="180"/>
-      </w:pPr>
-      <w:rPr/>
-    </w:lvl>
-    <w:lvl w:ilvl="6">
-      <w:start w:val="1"/>
-      <w:numFmt w:val="decimal"/>
-      <w:lvlText w:val="%7."/>
-      <w:lvlJc w:val="start"/>
-      <w:pPr>
-        <w:tabs>
-          <w:tab w:val="num" w:pos="0"/>
-        </w:tabs>
-        <w:ind w:start="5040" w:hanging="360"/>
-      </w:pPr>
-      <w:rPr/>
-    </w:lvl>
-    <w:lvl w:ilvl="7">
-      <w:start w:val="1"/>
-      <w:numFmt w:val="lowerLetter"/>
-      <w:lvlText w:val="%8."/>
-      <w:lvlJc w:val="start"/>
-      <w:pPr>
-        <w:tabs>
-          <w:tab w:val="num" w:pos="0"/>
-        </w:tabs>
-        <w:ind w:start="5760" w:hanging="360"/>
-      </w:pPr>
-      <w:rPr/>
-    </w:lvl>
-    <w:lvl w:ilvl="8">
-      <w:start w:val="1"/>
-      <w:numFmt w:val="lowerRoman"/>
-      <w:lvlText w:val="%9."/>
-      <w:lvlJc w:val="end"/>
-      <w:pPr>
-        <w:tabs>
-          <w:tab w:val="num" w:pos="0"/>
-        </w:tabs>
-        <w:ind w:start="6480" w:hanging="180"/>
-      </w:pPr>
-      <w:rPr/>
-    </w:lvl>
-  </w:abstractNum>
-  <w:abstractNum w:abstractNumId="2">
-    <w:lvl w:ilvl="0">
-      <w:start w:val="1"/>
-      <w:numFmt w:val="decimal"/>
-      <w:lvlText w:val="%1."/>
-      <w:lvlJc w:val="start"/>
-      <w:pPr>
-        <w:tabs>
-          <w:tab w:val="num" w:pos="0"/>
-        </w:tabs>
-        <w:ind w:start="720" w:hanging="360"/>
-      </w:pPr>
-      <w:rPr/>
+        <w:ind w:left="720" w:hanging="360"/>
+      </w:pPr>
     </w:lvl>
     <w:lvl w:ilvl="1">
       <w:start w:val="1"/>
       <w:numFmt w:val="bullet"/>
       <w:lvlText w:val=""/>
-      <w:lvlJc w:val="start"/>
+      <w:lvlJc w:val="left"/>
       <w:pPr>
         <w:tabs>
           <w:tab w:val="num" w:pos="0"/>
         </w:tabs>
-        <w:ind w:start="1440" w:hanging="360"/>
+        <w:ind w:left="1440" w:hanging="360"/>
       </w:pPr>
       <w:rPr>
         <w:rFonts w:ascii="Symbol" w:hAnsi="Symbol" w:cs="Symbol" w:hint="default"/>
@@ -2469,106 +2028,102 @@
       <w:start w:val="1"/>
       <w:numFmt w:val="lowerRoman"/>
       <w:lvlText w:val="%3."/>
-      <w:lvlJc w:val="end"/>
+      <w:lvlJc w:val="right"/>
       <w:pPr>
         <w:tabs>
           <w:tab w:val="num" w:pos="0"/>
         </w:tabs>
-        <w:ind w:start="2160" w:hanging="180"/>
-      </w:pPr>
-      <w:rPr/>
+        <w:ind w:left="2160" w:hanging="180"/>
+      </w:pPr>
     </w:lvl>
     <w:lvl w:ilvl="3">
       <w:start w:val="1"/>
       <w:numFmt w:val="decimal"/>
       <w:lvlText w:val="%4."/>
-      <w:lvlJc w:val="start"/>
+      <w:lvlJc w:val="left"/>
       <w:pPr>
         <w:tabs>
           <w:tab w:val="num" w:pos="0"/>
         </w:tabs>
-        <w:ind w:start="2880" w:hanging="360"/>
-      </w:pPr>
-      <w:rPr/>
+        <w:ind w:left="2880" w:hanging="360"/>
+      </w:pPr>
     </w:lvl>
     <w:lvl w:ilvl="4">
       <w:start w:val="1"/>
       <w:numFmt w:val="lowerLetter"/>
       <w:lvlText w:val="%5."/>
-      <w:lvlJc w:val="start"/>
+      <w:lvlJc w:val="left"/>
       <w:pPr>
         <w:tabs>
           <w:tab w:val="num" w:pos="0"/>
         </w:tabs>
-        <w:ind w:start="3600" w:hanging="360"/>
-      </w:pPr>
-      <w:rPr/>
+        <w:ind w:left="3600" w:hanging="360"/>
+      </w:pPr>
     </w:lvl>
     <w:lvl w:ilvl="5">
       <w:start w:val="1"/>
       <w:numFmt w:val="lowerRoman"/>
       <w:lvlText w:val="%6."/>
-      <w:lvlJc w:val="end"/>
+      <w:lvlJc w:val="right"/>
       <w:pPr>
         <w:tabs>
           <w:tab w:val="num" w:pos="0"/>
         </w:tabs>
-        <w:ind w:start="4320" w:hanging="180"/>
-      </w:pPr>
-      <w:rPr/>
+        <w:ind w:left="4320" w:hanging="180"/>
+      </w:pPr>
     </w:lvl>
     <w:lvl w:ilvl="6">
       <w:start w:val="1"/>
       <w:numFmt w:val="decimal"/>
       <w:lvlText w:val="%7."/>
-      <w:lvlJc w:val="start"/>
+      <w:lvlJc w:val="left"/>
       <w:pPr>
         <w:tabs>
           <w:tab w:val="num" w:pos="0"/>
         </w:tabs>
-        <w:ind w:start="5040" w:hanging="360"/>
-      </w:pPr>
-      <w:rPr/>
+        <w:ind w:left="5040" w:hanging="360"/>
+      </w:pPr>
     </w:lvl>
     <w:lvl w:ilvl="7">
       <w:start w:val="1"/>
       <w:numFmt w:val="lowerLetter"/>
       <w:lvlText w:val="%8."/>
-      <w:lvlJc w:val="start"/>
+      <w:lvlJc w:val="left"/>
       <w:pPr>
         <w:tabs>
           <w:tab w:val="num" w:pos="0"/>
         </w:tabs>
-        <w:ind w:start="5760" w:hanging="360"/>
-      </w:pPr>
-      <w:rPr/>
+        <w:ind w:left="5760" w:hanging="360"/>
+      </w:pPr>
     </w:lvl>
     <w:lvl w:ilvl="8">
       <w:start w:val="1"/>
       <w:numFmt w:val="lowerRoman"/>
       <w:lvlText w:val="%9."/>
-      <w:lvlJc w:val="end"/>
+      <w:lvlJc w:val="right"/>
       <w:pPr>
         <w:tabs>
           <w:tab w:val="num" w:pos="0"/>
         </w:tabs>
-        <w:ind w:start="6480" w:hanging="180"/>
-      </w:pPr>
-      <w:rPr/>
+        <w:ind w:left="6480" w:hanging="180"/>
+      </w:pPr>
     </w:lvl>
   </w:abstractNum>
-  <w:abstractNum w:abstractNumId="3">
+  <w:abstractNum w:abstractNumId="1" w15:restartNumberingAfterBreak="0">
+    <w:nsid w:val="66133D17"/>
+    <w:multiLevelType w:val="multilevel"/>
+    <w:tmpl w:val="CEF657B2"/>
     <w:lvl w:ilvl="0">
       <w:start w:val="1"/>
       <w:numFmt w:val="none"/>
       <w:suff w:val="nothing"/>
       <w:lvlText w:val=""/>
-      <w:lvlJc w:val="start"/>
+      <w:lvlJc w:val="left"/>
       <w:pPr>
         <w:tabs>
           <w:tab w:val="num" w:pos="0"/>
         </w:tabs>
-        <w:ind w:start="0" w:hanging="0"/>
+        <w:ind w:left="0" w:firstLine="0"/>
       </w:pPr>
     </w:lvl>
     <w:lvl w:ilvl="1">
@@ -2576,12 +2131,12 @@
       <w:numFmt w:val="none"/>
       <w:suff w:val="nothing"/>
       <w:lvlText w:val=""/>
-      <w:lvlJc w:val="start"/>
+      <w:lvlJc w:val="left"/>
       <w:pPr>
         <w:tabs>
           <w:tab w:val="num" w:pos="0"/>
         </w:tabs>
-        <w:ind w:start="0" w:hanging="0"/>
+        <w:ind w:left="0" w:firstLine="0"/>
       </w:pPr>
     </w:lvl>
     <w:lvl w:ilvl="2">
@@ -2589,12 +2144,12 @@
       <w:numFmt w:val="none"/>
       <w:suff w:val="nothing"/>
       <w:lvlText w:val=""/>
-      <w:lvlJc w:val="start"/>
+      <w:lvlJc w:val="left"/>
       <w:pPr>
         <w:tabs>
           <w:tab w:val="num" w:pos="0"/>
         </w:tabs>
-        <w:ind w:start="0" w:hanging="0"/>
+        <w:ind w:left="0" w:firstLine="0"/>
       </w:pPr>
     </w:lvl>
     <w:lvl w:ilvl="3">
@@ -2602,12 +2157,12 @@
       <w:numFmt w:val="none"/>
       <w:suff w:val="nothing"/>
       <w:lvlText w:val=""/>
-      <w:lvlJc w:val="start"/>
+      <w:lvlJc w:val="left"/>
       <w:pPr>
         <w:tabs>
           <w:tab w:val="num" w:pos="0"/>
         </w:tabs>
-        <w:ind w:start="0" w:hanging="0"/>
+        <w:ind w:left="0" w:firstLine="0"/>
       </w:pPr>
     </w:lvl>
     <w:lvl w:ilvl="4">
@@ -2615,12 +2170,12 @@
       <w:numFmt w:val="none"/>
       <w:suff w:val="nothing"/>
       <w:lvlText w:val=""/>
-      <w:lvlJc w:val="start"/>
+      <w:lvlJc w:val="left"/>
       <w:pPr>
         <w:tabs>
           <w:tab w:val="num" w:pos="0"/>
         </w:tabs>
-        <w:ind w:start="0" w:hanging="0"/>
+        <w:ind w:left="0" w:firstLine="0"/>
       </w:pPr>
     </w:lvl>
     <w:lvl w:ilvl="5">
@@ -2628,12 +2183,12 @@
       <w:numFmt w:val="none"/>
       <w:suff w:val="nothing"/>
       <w:lvlText w:val=""/>
-      <w:lvlJc w:val="start"/>
+      <w:lvlJc w:val="left"/>
       <w:pPr>
         <w:tabs>
           <w:tab w:val="num" w:pos="0"/>
         </w:tabs>
-        <w:ind w:start="0" w:hanging="0"/>
+        <w:ind w:left="0" w:firstLine="0"/>
       </w:pPr>
     </w:lvl>
     <w:lvl w:ilvl="6">
@@ -2641,12 +2196,12 @@
       <w:numFmt w:val="none"/>
       <w:suff w:val="nothing"/>
       <w:lvlText w:val=""/>
-      <w:lvlJc w:val="start"/>
+      <w:lvlJc w:val="left"/>
       <w:pPr>
         <w:tabs>
           <w:tab w:val="num" w:pos="0"/>
         </w:tabs>
-        <w:ind w:start="0" w:hanging="0"/>
+        <w:ind w:left="0" w:firstLine="0"/>
       </w:pPr>
     </w:lvl>
     <w:lvl w:ilvl="7">
@@ -2654,12 +2209,12 @@
       <w:numFmt w:val="none"/>
       <w:suff w:val="nothing"/>
       <w:lvlText w:val=""/>
-      <w:lvlJc w:val="start"/>
+      <w:lvlJc w:val="left"/>
       <w:pPr>
         <w:tabs>
           <w:tab w:val="num" w:pos="0"/>
         </w:tabs>
-        <w:ind w:start="0" w:hanging="0"/>
+        <w:ind w:left="0" w:firstLine="0"/>
       </w:pPr>
     </w:lvl>
     <w:lvl w:ilvl="8">
@@ -2667,33 +2222,146 @@
       <w:numFmt w:val="none"/>
       <w:suff w:val="nothing"/>
       <w:lvlText w:val=""/>
-      <w:lvlJc w:val="start"/>
+      <w:lvlJc w:val="left"/>
       <w:pPr>
         <w:tabs>
           <w:tab w:val="num" w:pos="0"/>
         </w:tabs>
-        <w:ind w:start="0" w:hanging="0"/>
+        <w:ind w:left="0" w:firstLine="0"/>
+      </w:pPr>
+    </w:lvl>
+  </w:abstractNum>
+  <w:abstractNum w:abstractNumId="2" w15:restartNumberingAfterBreak="0">
+    <w:nsid w:val="791E34B1"/>
+    <w:multiLevelType w:val="multilevel"/>
+    <w:tmpl w:val="62827724"/>
+    <w:lvl w:ilvl="0">
+      <w:start w:val="1"/>
+      <w:numFmt w:val="decimal"/>
+      <w:lvlText w:val="%1."/>
+      <w:lvlJc w:val="left"/>
+      <w:pPr>
+        <w:tabs>
+          <w:tab w:val="num" w:pos="0"/>
+        </w:tabs>
+        <w:ind w:left="720" w:hanging="360"/>
+      </w:pPr>
+    </w:lvl>
+    <w:lvl w:ilvl="1">
+      <w:start w:val="1"/>
+      <w:numFmt w:val="decimal"/>
+      <w:lvlText w:val="%2."/>
+      <w:lvlJc w:val="left"/>
+      <w:pPr>
+        <w:tabs>
+          <w:tab w:val="num" w:pos="0"/>
+        </w:tabs>
+        <w:ind w:left="1440" w:hanging="360"/>
+      </w:pPr>
+    </w:lvl>
+    <w:lvl w:ilvl="2">
+      <w:start w:val="1"/>
+      <w:numFmt w:val="lowerRoman"/>
+      <w:lvlText w:val="%3."/>
+      <w:lvlJc w:val="right"/>
+      <w:pPr>
+        <w:tabs>
+          <w:tab w:val="num" w:pos="0"/>
+        </w:tabs>
+        <w:ind w:left="2160" w:hanging="180"/>
+      </w:pPr>
+    </w:lvl>
+    <w:lvl w:ilvl="3">
+      <w:start w:val="1"/>
+      <w:numFmt w:val="decimal"/>
+      <w:lvlText w:val="%4."/>
+      <w:lvlJc w:val="left"/>
+      <w:pPr>
+        <w:tabs>
+          <w:tab w:val="num" w:pos="0"/>
+        </w:tabs>
+        <w:ind w:left="2880" w:hanging="360"/>
+      </w:pPr>
+    </w:lvl>
+    <w:lvl w:ilvl="4">
+      <w:start w:val="1"/>
+      <w:numFmt w:val="lowerLetter"/>
+      <w:lvlText w:val="%5."/>
+      <w:lvlJc w:val="left"/>
+      <w:pPr>
+        <w:tabs>
+          <w:tab w:val="num" w:pos="0"/>
+        </w:tabs>
+        <w:ind w:left="3600" w:hanging="360"/>
+      </w:pPr>
+    </w:lvl>
+    <w:lvl w:ilvl="5">
+      <w:start w:val="1"/>
+      <w:numFmt w:val="lowerRoman"/>
+      <w:lvlText w:val="%6."/>
+      <w:lvlJc w:val="right"/>
+      <w:pPr>
+        <w:tabs>
+          <w:tab w:val="num" w:pos="0"/>
+        </w:tabs>
+        <w:ind w:left="4320" w:hanging="180"/>
+      </w:pPr>
+    </w:lvl>
+    <w:lvl w:ilvl="6">
+      <w:start w:val="1"/>
+      <w:numFmt w:val="decimal"/>
+      <w:lvlText w:val="%7."/>
+      <w:lvlJc w:val="left"/>
+      <w:pPr>
+        <w:tabs>
+          <w:tab w:val="num" w:pos="0"/>
+        </w:tabs>
+        <w:ind w:left="5040" w:hanging="360"/>
+      </w:pPr>
+    </w:lvl>
+    <w:lvl w:ilvl="7">
+      <w:start w:val="1"/>
+      <w:numFmt w:val="lowerLetter"/>
+      <w:lvlText w:val="%8."/>
+      <w:lvlJc w:val="left"/>
+      <w:pPr>
+        <w:tabs>
+          <w:tab w:val="num" w:pos="0"/>
+        </w:tabs>
+        <w:ind w:left="5760" w:hanging="360"/>
+      </w:pPr>
+    </w:lvl>
+    <w:lvl w:ilvl="8">
+      <w:start w:val="1"/>
+      <w:numFmt w:val="lowerRoman"/>
+      <w:lvlText w:val="%9."/>
+      <w:lvlJc w:val="right"/>
+      <w:pPr>
+        <w:tabs>
+          <w:tab w:val="num" w:pos="0"/>
+        </w:tabs>
+        <w:ind w:left="6480" w:hanging="180"/>
       </w:pPr>
     </w:lvl>
   </w:abstractNum>
   <w:num w:numId="1">
-    <w:abstractNumId w:val="1"/>
+    <w:abstractNumId w:val="2"/>
   </w:num>
   <w:num w:numId="2">
-    <w:abstractNumId w:val="2"/>
+    <w:abstractNumId w:val="0"/>
   </w:num>
   <w:num w:numId="3">
-    <w:abstractNumId w:val="3"/>
+    <w:abstractNumId w:val="1"/>
   </w:num>
 </w:numbering>
 </file>
 
 <file path=word/styles.xml><?xml version="1.0" encoding="utf-8"?>
-<w:styles xmlns:w="http://schemas.openxmlformats.org/wordprocessingml/2006/main" xmlns:w14="http://schemas.microsoft.com/office/word/2010/wordml" xmlns:mc="http://schemas.openxmlformats.org/markup-compatibility/2006" mc:Ignorable="w14">
+<w:styles xmlns:mc="http://schemas.openxmlformats.org/markup-compatibility/2006" xmlns:r="http://schemas.openxmlformats.org/officeDocument/2006/relationships" xmlns:w="http://schemas.openxmlformats.org/wordprocessingml/2006/main" xmlns:w14="http://schemas.microsoft.com/office/word/2010/wordml" xmlns:w15="http://schemas.microsoft.com/office/word/2012/wordml" xmlns:w16cex="http://schemas.microsoft.com/office/word/2018/wordml/cex" xmlns:w16cid="http://schemas.microsoft.com/office/word/2016/wordml/cid" xmlns:w16="http://schemas.microsoft.com/office/word/2018/wordml" xmlns:w16sdtdh="http://schemas.microsoft.com/office/word/2020/wordml/sdtdatahash" xmlns:w16se="http://schemas.microsoft.com/office/word/2015/wordml/symex" mc:Ignorable="w14 w15 w16se w16cid w16 w16cex w16sdtdh">
   <w:docDefaults>
     <w:rPrDefault>
       <w:rPr>
-        <w:rFonts w:ascii="Calibri" w:hAnsi="Calibri" w:eastAsia="Calibri" w:cs="Arial" w:asciiTheme="minorHAnsi" w:cstheme="minorBidi" w:eastAsiaTheme="minorHAnsi" w:hAnsiTheme="minorHAnsi"/>
+        <w:rFonts w:asciiTheme="minorHAnsi" w:eastAsiaTheme="minorHAnsi" w:hAnsiTheme="minorHAnsi" w:cstheme="minorBidi"/>
         <w:sz w:val="22"/>
         <w:szCs w:val="22"/>
         <w:lang w:val="en-US" w:eastAsia="en-US" w:bidi="he-IL"/>
@@ -2701,21 +2369,21 @@
     </w:rPrDefault>
     <w:pPrDefault>
       <w:pPr>
-        <w:suppressAutoHyphens w:val="true"/>
+        <w:suppressAutoHyphens/>
       </w:pPr>
     </w:pPrDefault>
   </w:docDefaults>
   <w:latentStyles w:defLockedState="0" w:defUIPriority="99" w:defSemiHidden="0" w:defUnhideWhenUsed="0" w:defQFormat="0" w:count="376">
     <w:lsdException w:name="Normal" w:uiPriority="0" w:qFormat="1"/>
     <w:lsdException w:name="heading 1" w:uiPriority="9" w:qFormat="1"/>
-    <w:lsdException w:name="heading 2" w:uiPriority="9" w:semiHidden="1" w:unhideWhenUsed="1" w:qFormat="1"/>
-    <w:lsdException w:name="heading 3" w:uiPriority="9" w:semiHidden="1" w:unhideWhenUsed="1" w:qFormat="1"/>
-    <w:lsdException w:name="heading 4" w:uiPriority="9" w:semiHidden="1" w:unhideWhenUsed="1" w:qFormat="1"/>
-    <w:lsdException w:name="heading 5" w:uiPriority="9" w:semiHidden="1" w:unhideWhenUsed="1" w:qFormat="1"/>
-    <w:lsdException w:name="heading 6" w:uiPriority="9" w:semiHidden="1" w:unhideWhenUsed="1" w:qFormat="1"/>
-    <w:lsdException w:name="heading 7" w:uiPriority="9" w:semiHidden="1" w:unhideWhenUsed="1" w:qFormat="1"/>
-    <w:lsdException w:name="heading 8" w:uiPriority="9" w:semiHidden="1" w:unhideWhenUsed="1" w:qFormat="1"/>
-    <w:lsdException w:name="heading 9" w:uiPriority="9" w:semiHidden="1" w:unhideWhenUsed="1" w:qFormat="1"/>
+    <w:lsdException w:name="heading 2" w:semiHidden="1" w:uiPriority="9" w:unhideWhenUsed="1" w:qFormat="1"/>
+    <w:lsdException w:name="heading 3" w:semiHidden="1" w:uiPriority="9" w:unhideWhenUsed="1" w:qFormat="1"/>
+    <w:lsdException w:name="heading 4" w:semiHidden="1" w:uiPriority="9" w:unhideWhenUsed="1" w:qFormat="1"/>
+    <w:lsdException w:name="heading 5" w:semiHidden="1" w:uiPriority="9" w:unhideWhenUsed="1" w:qFormat="1"/>
+    <w:lsdException w:name="heading 6" w:semiHidden="1" w:uiPriority="9" w:unhideWhenUsed="1" w:qFormat="1"/>
+    <w:lsdException w:name="heading 7" w:semiHidden="1" w:uiPriority="9" w:unhideWhenUsed="1" w:qFormat="1"/>
+    <w:lsdException w:name="heading 8" w:semiHidden="1" w:uiPriority="9" w:unhideWhenUsed="1" w:qFormat="1"/>
+    <w:lsdException w:name="heading 9" w:semiHidden="1" w:uiPriority="9" w:unhideWhenUsed="1" w:qFormat="1"/>
     <w:lsdException w:name="index 1" w:semiHidden="1" w:unhideWhenUsed="1"/>
     <w:lsdException w:name="index 2" w:semiHidden="1" w:unhideWhenUsed="1"/>
     <w:lsdException w:name="index 3" w:semiHidden="1" w:unhideWhenUsed="1"/>
@@ -2725,22 +2393,22 @@
     <w:lsdException w:name="index 7" w:semiHidden="1" w:unhideWhenUsed="1"/>
     <w:lsdException w:name="index 8" w:semiHidden="1" w:unhideWhenUsed="1"/>
     <w:lsdException w:name="index 9" w:semiHidden="1" w:unhideWhenUsed="1"/>
-    <w:lsdException w:name="toc 1" w:uiPriority="39" w:semiHidden="1" w:unhideWhenUsed="1"/>
-    <w:lsdException w:name="toc 2" w:uiPriority="39" w:semiHidden="1" w:unhideWhenUsed="1"/>
-    <w:lsdException w:name="toc 3" w:uiPriority="39" w:semiHidden="1" w:unhideWhenUsed="1"/>
-    <w:lsdException w:name="toc 4" w:uiPriority="39" w:semiHidden="1" w:unhideWhenUsed="1"/>
-    <w:lsdException w:name="toc 5" w:uiPriority="39" w:semiHidden="1" w:unhideWhenUsed="1"/>
-    <w:lsdException w:name="toc 6" w:uiPriority="39" w:semiHidden="1" w:unhideWhenUsed="1"/>
-    <w:lsdException w:name="toc 7" w:uiPriority="39" w:semiHidden="1" w:unhideWhenUsed="1"/>
-    <w:lsdException w:name="toc 8" w:uiPriority="39" w:semiHidden="1" w:unhideWhenUsed="1"/>
-    <w:lsdException w:name="toc 9" w:uiPriority="39" w:semiHidden="1" w:unhideWhenUsed="1"/>
+    <w:lsdException w:name="toc 1" w:semiHidden="1" w:uiPriority="39" w:unhideWhenUsed="1"/>
+    <w:lsdException w:name="toc 2" w:semiHidden="1" w:uiPriority="39" w:unhideWhenUsed="1"/>
+    <w:lsdException w:name="toc 3" w:semiHidden="1" w:uiPriority="39" w:unhideWhenUsed="1"/>
+    <w:lsdException w:name="toc 4" w:semiHidden="1" w:uiPriority="39" w:unhideWhenUsed="1"/>
+    <w:lsdException w:name="toc 5" w:semiHidden="1" w:uiPriority="39" w:unhideWhenUsed="1"/>
+    <w:lsdException w:name="toc 6" w:semiHidden="1" w:uiPriority="39" w:unhideWhenUsed="1"/>
+    <w:lsdException w:name="toc 7" w:semiHidden="1" w:uiPriority="39" w:unhideWhenUsed="1"/>
+    <w:lsdException w:name="toc 8" w:semiHidden="1" w:uiPriority="39" w:unhideWhenUsed="1"/>
+    <w:lsdException w:name="toc 9" w:semiHidden="1" w:uiPriority="39" w:unhideWhenUsed="1"/>
     <w:lsdException w:name="Normal Indent" w:semiHidden="1" w:unhideWhenUsed="1"/>
     <w:lsdException w:name="footnote text" w:semiHidden="1" w:unhideWhenUsed="1"/>
     <w:lsdException w:name="annotation text" w:semiHidden="1" w:unhideWhenUsed="1"/>
     <w:lsdException w:name="header" w:semiHidden="1" w:unhideWhenUsed="1"/>
     <w:lsdException w:name="footer" w:semiHidden="1" w:unhideWhenUsed="1"/>
     <w:lsdException w:name="index heading" w:semiHidden="1" w:unhideWhenUsed="1"/>
-    <w:lsdException w:name="caption" w:uiPriority="35" w:semiHidden="1" w:unhideWhenUsed="1" w:qFormat="1"/>
+    <w:lsdException w:name="caption" w:semiHidden="1" w:uiPriority="35" w:unhideWhenUsed="1" w:qFormat="1"/>
     <w:lsdException w:name="table of figures" w:semiHidden="1" w:unhideWhenUsed="1"/>
     <w:lsdException w:name="envelope address" w:semiHidden="1" w:unhideWhenUsed="1"/>
     <w:lsdException w:name="envelope return" w:semiHidden="1" w:unhideWhenUsed="1"/>
@@ -2771,7 +2439,7 @@
     <w:lsdException w:name="Title" w:uiPriority="10" w:qFormat="1"/>
     <w:lsdException w:name="Closing" w:semiHidden="1" w:unhideWhenUsed="1"/>
     <w:lsdException w:name="Signature" w:semiHidden="1" w:unhideWhenUsed="1"/>
-    <w:lsdException w:name="Default Paragraph Font" w:uiPriority="1" w:semiHidden="1" w:unhideWhenUsed="1"/>
+    <w:lsdException w:name="Default Paragraph Font" w:semiHidden="1" w:uiPriority="1" w:unhideWhenUsed="1"/>
     <w:lsdException w:name="Body Text" w:semiHidden="1" w:unhideWhenUsed="1"/>
     <w:lsdException w:name="Body Text Indent" w:semiHidden="1" w:unhideWhenUsed="1"/>
     <w:lsdException w:name="List Continue" w:semiHidden="1" w:unhideWhenUsed="1"/>
@@ -2971,8 +2639,8 @@
     <w:lsdException w:name="Subtle Reference" w:uiPriority="31" w:qFormat="1"/>
     <w:lsdException w:name="Intense Reference" w:uiPriority="32" w:qFormat="1"/>
     <w:lsdException w:name="Book Title" w:uiPriority="33" w:qFormat="1"/>
-    <w:lsdException w:name="Bibliography" w:uiPriority="37" w:semiHidden="1" w:unhideWhenUsed="1"/>
-    <w:lsdException w:name="TOC Heading" w:uiPriority="39" w:semiHidden="1" w:unhideWhenUsed="1" w:qFormat="1"/>
+    <w:lsdException w:name="Bibliography" w:semiHidden="1" w:uiPriority="37" w:unhideWhenUsed="1"/>
+    <w:lsdException w:name="TOC Heading" w:semiHidden="1" w:uiPriority="39" w:unhideWhenUsed="1" w:qFormat="1"/>
     <w:lsdException w:name="Plain Table 1" w:uiPriority="41"/>
     <w:lsdException w:name="Plain Table 2" w:uiPriority="42"/>
     <w:lsdException w:name="Plain Table 3" w:uiPriority="43"/>
@@ -3083,62 +2751,69 @@
     <w:lsdException w:name="Unresolved Mention" w:semiHidden="1" w:unhideWhenUsed="1"/>
     <w:lsdException w:name="Smart Link" w:semiHidden="1" w:unhideWhenUsed="1"/>
   </w:latentStyles>
-  <w:style w:type="paragraph" w:styleId="Normal" w:default="1">
+  <w:style w:type="paragraph" w:default="1" w:styleId="Normal">
     <w:name w:val="Normal"/>
     <w:qFormat/>
-    <w:rsid w:val="00fc60c4"/>
+    <w:rsid w:val="00FC60C4"/>
     <w:pPr>
-      <w:widowControl/>
-      <w:bidi w:val="1"/>
-      <w:spacing w:lineRule="auto" w:line="259" w:before="0" w:after="160"/>
-      <w:jc w:val="start"/>
+      <w:bidi/>
+      <w:spacing w:after="160" w:line="259" w:lineRule="auto"/>
     </w:pPr>
-    <w:rPr>
-      <w:rFonts w:ascii="Calibri" w:hAnsi="Calibri" w:eastAsia="Calibri" w:cs="Arial" w:asciiTheme="minorHAnsi" w:cstheme="minorBidi" w:eastAsiaTheme="minorHAnsi" w:hAnsiTheme="minorHAnsi"/>
-      <w:color w:val="auto"/>
-      <w:kern w:val="0"/>
-      <w:sz w:val="22"/>
-      <w:szCs w:val="22"/>
-      <w:lang w:val="en-US" w:eastAsia="en-US" w:bidi="he-IL"/>
-    </w:rPr>
   </w:style>
-  <w:style w:type="character" w:styleId="DefaultParagraphFont" w:default="1">
+  <w:style w:type="character" w:default="1" w:styleId="DefaultParagraphFont">
     <w:name w:val="Default Paragraph Font"/>
     <w:uiPriority w:val="1"/>
     <w:semiHidden/>
     <w:unhideWhenUsed/>
-    <w:qFormat/>
-    <w:rPr/>
   </w:style>
-  <w:style w:type="character" w:styleId="HeaderChar" w:customStyle="1">
+  <w:style w:type="table" w:default="1" w:styleId="TableNormal">
+    <w:name w:val="Normal Table"/>
+    <w:uiPriority w:val="99"/>
+    <w:semiHidden/>
+    <w:unhideWhenUsed/>
+    <w:tblPr>
+      <w:tblInd w:w="0" w:type="dxa"/>
+      <w:tblCellMar>
+        <w:top w:w="0" w:type="dxa"/>
+        <w:left w:w="108" w:type="dxa"/>
+        <w:bottom w:w="0" w:type="dxa"/>
+        <w:right w:w="108" w:type="dxa"/>
+      </w:tblCellMar>
+    </w:tblPr>
+  </w:style>
+  <w:style w:type="numbering" w:default="1" w:styleId="NoList">
+    <w:name w:val="No List"/>
+    <w:uiPriority w:val="99"/>
+    <w:semiHidden/>
+    <w:unhideWhenUsed/>
+  </w:style>
+  <w:style w:type="character" w:customStyle="1" w:styleId="HeaderChar">
     <w:name w:val="Header Char"/>
     <w:basedOn w:val="DefaultParagraphFont"/>
     <w:link w:val="Header"/>
     <w:uiPriority w:val="99"/>
     <w:qFormat/>
-    <w:rsid w:val="0037015a"/>
-    <w:rPr/>
+    <w:rsid w:val="0037015A"/>
   </w:style>
-  <w:style w:type="character" w:styleId="FooterChar" w:customStyle="1">
+  <w:style w:type="character" w:customStyle="1" w:styleId="FooterChar">
     <w:name w:val="Footer Char"/>
     <w:basedOn w:val="DefaultParagraphFont"/>
     <w:link w:val="Footer"/>
     <w:uiPriority w:val="99"/>
     <w:qFormat/>
-    <w:rsid w:val="0037015a"/>
-    <w:rPr/>
+    <w:rsid w:val="0037015A"/>
   </w:style>
-  <w:style w:type="paragraph" w:styleId="Heading">
+  <w:style w:type="paragraph" w:customStyle="1" w:styleId="Heading">
     <w:name w:val="Heading"/>
     <w:basedOn w:val="Normal"/>
     <w:next w:val="BodyText"/>
     <w:qFormat/>
     <w:pPr>
-      <w:keepNext w:val="true"/>
+      <w:keepNext/>
       <w:spacing w:before="240" w:after="120"/>
     </w:pPr>
     <w:rPr>
-      <w:rFonts w:ascii="Liberation Sans" w:hAnsi="Liberation Sans" w:eastAsia="Microsoft YaHei" w:cs="Nachlieli CLM"/>
+      <w:rFonts w:ascii="Liberation Sans" w:eastAsia="Microsoft YaHei" w:hAnsi="Liberation Sans" w:cs="Nachlieli CLM"/>
       <w:sz w:val="28"/>
       <w:szCs w:val="28"/>
     </w:rPr>
@@ -3147,14 +2822,12 @@
     <w:name w:val="Body Text"/>
     <w:basedOn w:val="Normal"/>
     <w:pPr>
-      <w:spacing w:lineRule="auto" w:line="276" w:before="0" w:after="140"/>
+      <w:spacing w:after="140" w:line="276" w:lineRule="auto"/>
     </w:pPr>
-    <w:rPr/>
   </w:style>
   <w:style w:type="paragraph" w:styleId="List">
     <w:name w:val="List"/>
     <w:basedOn w:val="BodyText"/>
-    <w:pPr/>
     <w:rPr>
       <w:rFonts w:cs="David CLM"/>
     </w:rPr>
@@ -3175,7 +2848,7 @@
       <w:szCs w:val="24"/>
     </w:rPr>
   </w:style>
-  <w:style w:type="paragraph" w:styleId="Index">
+  <w:style w:type="paragraph" w:customStyle="1" w:styleId="Index">
     <w:name w:val="Index"/>
     <w:basedOn w:val="Normal"/>
     <w:qFormat/>
@@ -3191,13 +2864,11 @@
     <w:basedOn w:val="Normal"/>
     <w:uiPriority w:val="34"/>
     <w:qFormat/>
-    <w:rsid w:val="009d2b8a"/>
+    <w:rsid w:val="009D2B8A"/>
     <w:pPr>
-      <w:spacing w:before="0" w:after="160"/>
-      <w:ind w:start="720"/>
+      <w:ind w:left="720"/>
       <w:contextualSpacing/>
     </w:pPr>
-    <w:rPr/>
   </w:style>
   <w:style w:type="paragraph" w:styleId="NormalWeb">
     <w:name w:val="Normal (Web)"/>
@@ -3205,24 +2876,21 @@
     <w:uiPriority w:val="99"/>
     <w:unhideWhenUsed/>
     <w:qFormat/>
-    <w:rsid w:val="00cd6f37"/>
+    <w:rsid w:val="00CD6F37"/>
     <w:pPr>
       <w:bidi w:val="0"/>
-      <w:spacing w:lineRule="auto" w:line="240" w:beforeAutospacing="1" w:afterAutospacing="1"/>
-      <w:jc w:val="start"/>
+      <w:spacing w:beforeAutospacing="1" w:afterAutospacing="1" w:line="240" w:lineRule="auto"/>
     </w:pPr>
     <w:rPr>
-      <w:rFonts w:ascii="Times New Roman" w:hAnsi="Times New Roman" w:eastAsia="Times New Roman" w:cs="Times New Roman"/>
+      <w:rFonts w:ascii="Times New Roman" w:eastAsia="Times New Roman" w:hAnsi="Times New Roman" w:cs="Times New Roman"/>
       <w:sz w:val="24"/>
       <w:szCs w:val="24"/>
     </w:rPr>
   </w:style>
-  <w:style w:type="paragraph" w:styleId="HeaderandFooter">
+  <w:style w:type="paragraph" w:customStyle="1" w:styleId="HeaderandFooter">
     <w:name w:val="Header and Footer"/>
     <w:basedOn w:val="Normal"/>
     <w:qFormat/>
-    <w:pPr/>
-    <w:rPr/>
   </w:style>
   <w:style w:type="paragraph" w:styleId="Header">
     <w:name w:val="header"/>
@@ -3230,16 +2898,14 @@
     <w:link w:val="HeaderChar"/>
     <w:uiPriority w:val="99"/>
     <w:unhideWhenUsed/>
-    <w:rsid w:val="0037015a"/>
+    <w:rsid w:val="0037015A"/>
     <w:pPr>
       <w:tabs>
-        <w:tab w:val="clear" w:pos="720"/>
-        <w:tab w:val="center" w:pos="4153" w:leader="none"/>
-        <w:tab w:val="right" w:pos="8306" w:leader="none"/>
+        <w:tab w:val="center" w:pos="4153"/>
+        <w:tab w:val="right" w:pos="8306"/>
       </w:tabs>
-      <w:spacing w:lineRule="auto" w:line="240" w:before="0" w:after="0"/>
+      <w:spacing w:after="0" w:line="240" w:lineRule="auto"/>
     </w:pPr>
-    <w:rPr/>
   </w:style>
   <w:style w:type="paragraph" w:styleId="Footer">
     <w:name w:val="footer"/>
@@ -3247,97 +2913,72 @@
     <w:link w:val="FooterChar"/>
     <w:uiPriority w:val="99"/>
     <w:unhideWhenUsed/>
-    <w:rsid w:val="0037015a"/>
+    <w:rsid w:val="0037015A"/>
     <w:pPr>
       <w:tabs>
-        <w:tab w:val="clear" w:pos="720"/>
-        <w:tab w:val="center" w:pos="4153" w:leader="none"/>
-        <w:tab w:val="right" w:pos="8306" w:leader="none"/>
+        <w:tab w:val="center" w:pos="4153"/>
+        <w:tab w:val="right" w:pos="8306"/>
       </w:tabs>
-      <w:spacing w:lineRule="auto" w:line="240" w:before="0" w:after="0"/>
+      <w:spacing w:after="0" w:line="240" w:lineRule="auto"/>
     </w:pPr>
-    <w:rPr/>
   </w:style>
-  <w:style w:type="paragraph" w:styleId="FrameContents">
+  <w:style w:type="paragraph" w:customStyle="1" w:styleId="FrameContents">
     <w:name w:val="Frame Contents"/>
     <w:basedOn w:val="Normal"/>
     <w:qFormat/>
-    <w:pPr/>
-    <w:rPr/>
-  </w:style>
-  <w:style w:type="numbering" w:styleId="NoList" w:default="1">
-    <w:name w:val="No List"/>
-    <w:uiPriority w:val="99"/>
-    <w:semiHidden/>
-    <w:unhideWhenUsed/>
-    <w:qFormat/>
-  </w:style>
-  <w:style w:type="table" w:default="1" w:styleId="TableNormal">
-    <w:name w:val="Normal Table"/>
-    <w:uiPriority w:val="99"/>
-    <w:semiHidden/>
-    <w:unhideWhenUsed/>
-    <w:tblPr>
-      <w:tblCellMar>
-        <w:top w:w="0" w:type="dxa"/>
-        <w:left w:w="108" w:type="dxa"/>
-        <w:bottom w:w="0" w:type="dxa"/>
-        <w:right w:w="108" w:type="dxa"/>
-      </w:tblCellMar>
-    </w:tblPr>
   </w:style>
 </w:styles>
 </file>
 
 <file path=word/theme/theme1.xml><?xml version="1.0" encoding="utf-8"?>
-<a:theme xmlns:a="http://schemas.openxmlformats.org/drawingml/2006/main" xmlns:r="http://schemas.openxmlformats.org/officeDocument/2006/relationships" name="ערכת נושא Office">
+<a:theme xmlns:a="http://schemas.openxmlformats.org/drawingml/2006/main" name="ערכת נושא Office">
   <a:themeElements>
     <a:clrScheme name="Office">
       <a:dk1>
         <a:srgbClr val="000000"/>
       </a:dk1>
       <a:lt1>
-        <a:srgbClr val="ffffff"/>
+        <a:srgbClr val="FFFFFF"/>
       </a:lt1>
       <a:dk2>
-        <a:srgbClr val="44546a"/>
+        <a:srgbClr val="44546A"/>
       </a:dk2>
       <a:lt2>
-        <a:srgbClr val="e7e6e6"/>
+        <a:srgbClr val="E7E6E6"/>
       </a:lt2>
       <a:accent1>
-        <a:srgbClr val="4472c4"/>
+        <a:srgbClr val="4472C4"/>
       </a:accent1>
       <a:accent2>
-        <a:srgbClr val="ed7d31"/>
+        <a:srgbClr val="ED7D31"/>
       </a:accent2>
       <a:accent3>
-        <a:srgbClr val="a5a5a5"/>
+        <a:srgbClr val="A5A5A5"/>
       </a:accent3>
       <a:accent4>
-        <a:srgbClr val="ffc000"/>
+        <a:srgbClr val="FFC000"/>
       </a:accent4>
       <a:accent5>
-        <a:srgbClr val="5b9bd5"/>
+        <a:srgbClr val="5B9BD5"/>
       </a:accent5>
       <a:accent6>
-        <a:srgbClr val="70ad47"/>
+        <a:srgbClr val="70AD47"/>
       </a:accent6>
       <a:hlink>
-        <a:srgbClr val="0563c1"/>
+        <a:srgbClr val="0563C1"/>
       </a:hlink>
       <a:folHlink>
-        <a:srgbClr val="954f72"/>
+        <a:srgbClr val="954F72"/>
       </a:folHlink>
     </a:clrScheme>
     <a:fontScheme name="Office">
       <a:majorFont>
-        <a:latin typeface="Calibri Light" panose="020F0302020204030204" pitchFamily="0" charset="1"/>
+        <a:latin typeface="Calibri Light" panose="020F0302020204030204"/>
         <a:ea typeface=""/>
         <a:cs typeface=""/>
       </a:majorFont>
       <a:minorFont>
-        <a:latin typeface="Calibri" panose="020F0502020204030204" pitchFamily="0" charset="1"/>
+        <a:latin typeface="Calibri" panose="020F0502020204030204"/>
         <a:ea typeface=""/>
         <a:cs typeface=""/>
       </a:minorFont>
@@ -3369,7 +3010,7 @@
             </a:gs>
           </a:gsLst>
           <a:lin ang="5400000" scaled="0"/>
-          <a:tileRect l="0" t="0" r="0" b="0"/>
+          <a:tileRect/>
         </a:gradFill>
         <a:gradFill>
           <a:gsLst>
@@ -3393,7 +3034,7 @@
             </a:gs>
           </a:gsLst>
           <a:lin ang="5400000" scaled="0"/>
-          <a:tileRect l="0" t="0" r="0" b="0"/>
+          <a:tileRect/>
         </a:gradFill>
       </a:fillStyleLst>
       <a:lnStyleLst>
@@ -3453,10 +3094,12 @@
             </a:gs>
           </a:gsLst>
           <a:lin ang="5400000" scaled="0"/>
-          <a:tileRect l="0" t="0" r="0" b="0"/>
+          <a:tileRect/>
         </a:gradFill>
       </a:bgFillStyleLst>
     </a:fmtScheme>
   </a:themeElements>
+  <a:objectDefaults/>
+  <a:extraClrSchemeLst/>
 </a:theme>
 </file>